--- a/Mau_1a.docx
+++ b/Mau_1a.docx
@@ -169,7 +169,14 @@
           <w:sz w:val="28"/>
           <w:szCs w:val="28"/>
         </w:rPr>
-        <w:t>{{ten_chi_nhanh_in_hoa}}</w:t>
+        <w:t>{{ten_chi_nhanh_hoa</w:t>
+      </w:r>
+      <w:r>
+        <w:rPr>
+          <w:sz w:val="28"/>
+          <w:szCs w:val="28"/>
+        </w:rPr>
+        <w:t>}}</w:t>
       </w:r>
     </w:p>
     <w:p>
@@ -473,7 +480,7 @@
               </w:rPr>
             </w:pPr>
             <w:r>
-              <w:t>{{ho_ten_kh</w:t>
+              <w:t>{{ho_ten</w:t>
             </w:r>
             <w:r>
               <w:t>}}</w:t>
@@ -522,10 +529,12 @@
             <w:r>
               <w:rPr>
                 <w:rFonts w:ascii="Segoe UI" w:hAnsi="Segoe UI" w:cs="Segoe UI"/>
+                <w:color w:val="FF0000"/>
                 <w:sz w:val="20"/>
                 <w:szCs w:val="16"/>
-              </w:rPr>
-              <w:t>{{dob_d1}}</w:t>
+                <w:lang w:val="de-DE"/>
+              </w:rPr>
+              <w:t>{{d1}}</w:t>
             </w:r>
           </w:p>
         </w:tc>
@@ -545,17 +554,21 @@
               <w:jc w:val="center"/>
               <w:rPr>
                 <w:rFonts w:ascii="Segoe UI" w:hAnsi="Segoe UI" w:cs="Segoe UI"/>
+                <w:color w:val="FF0000"/>
                 <w:sz w:val="20"/>
                 <w:szCs w:val="16"/>
+                <w:lang w:val="de-DE"/>
               </w:rPr>
             </w:pPr>
             <w:r>
               <w:rPr>
                 <w:rFonts w:ascii="Segoe UI" w:hAnsi="Segoe UI" w:cs="Segoe UI"/>
+                <w:color w:val="FF0000"/>
                 <w:sz w:val="20"/>
                 <w:szCs w:val="16"/>
-              </w:rPr>
-              <w:t>{{dob_d2}}</w:t>
+                <w:lang w:val="de-DE"/>
+              </w:rPr>
+              <w:t>{{d2}}</w:t>
             </w:r>
           </w:p>
         </w:tc>
@@ -575,17 +588,21 @@
               <w:jc w:val="center"/>
               <w:rPr>
                 <w:rFonts w:ascii="Segoe UI" w:hAnsi="Segoe UI" w:cs="Segoe UI"/>
+                <w:color w:val="FF0000"/>
                 <w:sz w:val="20"/>
                 <w:szCs w:val="16"/>
+                <w:lang w:val="de-DE"/>
               </w:rPr>
             </w:pPr>
             <w:r>
               <w:rPr>
                 <w:rFonts w:ascii="Segoe UI" w:hAnsi="Segoe UI" w:cs="Segoe UI"/>
+                <w:color w:val="FF0000"/>
                 <w:sz w:val="20"/>
                 <w:szCs w:val="16"/>
-              </w:rPr>
-              <w:t>{{dob_m1}}</w:t>
+                <w:lang w:val="de-DE"/>
+              </w:rPr>
+              <w:t>{{m1}}</w:t>
             </w:r>
           </w:p>
         </w:tc>
@@ -605,16 +622,21 @@
               <w:jc w:val="center"/>
               <w:rPr>
                 <w:rFonts w:ascii="Segoe UI" w:hAnsi="Segoe UI" w:cs="Segoe UI"/>
-                <w:sz w:val="20"/>
-              </w:rPr>
-            </w:pPr>
-            <w:r>
-              <w:rPr>
-                <w:rFonts w:ascii="Segoe UI" w:hAnsi="Segoe UI" w:cs="Segoe UI"/>
+                <w:color w:val="FF0000"/>
                 <w:sz w:val="20"/>
                 <w:szCs w:val="16"/>
-              </w:rPr>
-              <w:t>{{dob_m2}}</w:t>
+                <w:lang w:val="de-DE"/>
+              </w:rPr>
+            </w:pPr>
+            <w:r>
+              <w:rPr>
+                <w:rFonts w:ascii="Segoe UI" w:hAnsi="Segoe UI" w:cs="Segoe UI"/>
+                <w:color w:val="FF0000"/>
+                <w:sz w:val="20"/>
+                <w:szCs w:val="16"/>
+                <w:lang w:val="de-DE"/>
+              </w:rPr>
+              <w:t>{{m2}}</w:t>
             </w:r>
           </w:p>
         </w:tc>
@@ -635,16 +657,21 @@
               <w:jc w:val="center"/>
               <w:rPr>
                 <w:rFonts w:ascii="Segoe UI" w:hAnsi="Segoe UI" w:cs="Segoe UI"/>
-                <w:sz w:val="20"/>
-              </w:rPr>
-            </w:pPr>
-            <w:r>
-              <w:rPr>
-                <w:rFonts w:ascii="Segoe UI" w:hAnsi="Segoe UI" w:cs="Segoe UI"/>
+                <w:color w:val="FF0000"/>
                 <w:sz w:val="20"/>
                 <w:szCs w:val="16"/>
-              </w:rPr>
-              <w:t>{{dob_y1}}</w:t>
+                <w:lang w:val="de-DE"/>
+              </w:rPr>
+            </w:pPr>
+            <w:r>
+              <w:rPr>
+                <w:rFonts w:ascii="Segoe UI" w:hAnsi="Segoe UI" w:cs="Segoe UI"/>
+                <w:color w:val="FF0000"/>
+                <w:sz w:val="20"/>
+                <w:szCs w:val="16"/>
+                <w:lang w:val="de-DE"/>
+              </w:rPr>
+              <w:t>{{y1}}</w:t>
             </w:r>
           </w:p>
         </w:tc>
@@ -664,16 +691,21 @@
               <w:jc w:val="center"/>
               <w:rPr>
                 <w:rFonts w:ascii="Segoe UI" w:hAnsi="Segoe UI" w:cs="Segoe UI"/>
-                <w:sz w:val="20"/>
-              </w:rPr>
-            </w:pPr>
-            <w:r>
-              <w:rPr>
-                <w:rFonts w:ascii="Segoe UI" w:hAnsi="Segoe UI" w:cs="Segoe UI"/>
+                <w:color w:val="FF0000"/>
                 <w:sz w:val="20"/>
                 <w:szCs w:val="16"/>
-              </w:rPr>
-              <w:t>{{dob_y2}}</w:t>
+                <w:lang w:val="de-DE"/>
+              </w:rPr>
+            </w:pPr>
+            <w:r>
+              <w:rPr>
+                <w:rFonts w:ascii="Segoe UI" w:hAnsi="Segoe UI" w:cs="Segoe UI"/>
+                <w:color w:val="FF0000"/>
+                <w:sz w:val="20"/>
+                <w:szCs w:val="16"/>
+                <w:lang w:val="de-DE"/>
+              </w:rPr>
+              <w:t>{{y2}}</w:t>
             </w:r>
           </w:p>
         </w:tc>
@@ -694,16 +726,21 @@
               <w:jc w:val="center"/>
               <w:rPr>
                 <w:rFonts w:ascii="Segoe UI" w:hAnsi="Segoe UI" w:cs="Segoe UI"/>
-                <w:sz w:val="20"/>
-              </w:rPr>
-            </w:pPr>
-            <w:r>
-              <w:rPr>
-                <w:rFonts w:ascii="Segoe UI" w:hAnsi="Segoe UI" w:cs="Segoe UI"/>
+                <w:color w:val="FF0000"/>
                 <w:sz w:val="20"/>
                 <w:szCs w:val="16"/>
-              </w:rPr>
-              <w:t>{{dob_y3}}</w:t>
+                <w:lang w:val="de-DE"/>
+              </w:rPr>
+            </w:pPr>
+            <w:r>
+              <w:rPr>
+                <w:rFonts w:ascii="Segoe UI" w:hAnsi="Segoe UI" w:cs="Segoe UI"/>
+                <w:color w:val="FF0000"/>
+                <w:sz w:val="20"/>
+                <w:szCs w:val="16"/>
+                <w:lang w:val="de-DE"/>
+              </w:rPr>
+              <w:t>{{y3}}</w:t>
             </w:r>
           </w:p>
         </w:tc>
@@ -724,16 +761,21 @@
               <w:jc w:val="center"/>
               <w:rPr>
                 <w:rFonts w:ascii="Segoe UI" w:hAnsi="Segoe UI" w:cs="Segoe UI"/>
-                <w:sz w:val="20"/>
-              </w:rPr>
-            </w:pPr>
-            <w:r>
-              <w:rPr>
-                <w:rFonts w:ascii="Segoe UI" w:hAnsi="Segoe UI" w:cs="Segoe UI"/>
+                <w:color w:val="FF0000"/>
                 <w:sz w:val="20"/>
                 <w:szCs w:val="16"/>
-              </w:rPr>
-              <w:t>{{dob_y4}}</w:t>
+                <w:lang w:val="de-DE"/>
+              </w:rPr>
+            </w:pPr>
+            <w:r>
+              <w:rPr>
+                <w:rFonts w:ascii="Segoe UI" w:hAnsi="Segoe UI" w:cs="Segoe UI"/>
+                <w:color w:val="FF0000"/>
+                <w:sz w:val="20"/>
+                <w:szCs w:val="16"/>
+                <w:lang w:val="de-DE"/>
+              </w:rPr>
+              <w:t>{{y4}}</w:t>
             </w:r>
           </w:p>
         </w:tc>
@@ -776,8 +818,10 @@
               <w:t>{{</w:t>
             </w:r>
             <w:r>
-              <w:t>sdt</w:t>
-            </w:r>
+              <w:t>so_dien_thoai</w:t>
+            </w:r>
+            <w:bookmarkStart w:id="0" w:name="_GoBack"/>
+            <w:bookmarkEnd w:id="0"/>
             <w:r>
               <w:t>}}</w:t>
             </w:r>
@@ -961,7 +1005,13 @@
               </w:rPr>
             </w:pPr>
             <w:r>
-              <w:t>{{cccdNumber}}</w:t>
+              <w:t>{{</w:t>
+            </w:r>
+            <w:r>
+              <w:t>so_cmnd</w:t>
+            </w:r>
+            <w:r>
+              <w:t>}}</w:t>
             </w:r>
           </w:p>
         </w:tc>
@@ -1261,7 +1311,13 @@
               </w:rPr>
             </w:pPr>
             <w:r>
-              <w:t>{{cccdIssuePlace}}</w:t>
+              <w:t>{{</w:t>
+            </w:r>
+            <w:r>
+              <w:t>noi_cap_cmnd</w:t>
+            </w:r>
+            <w:r>
+              <w:t>}}</w:t>
             </w:r>
           </w:p>
         </w:tc>
@@ -1923,11 +1979,6 @@
             </w:pPr>
             <w:r>
               <w:t>{{stk</w:t>
-            </w:r>
-            <w:bookmarkStart w:id="0" w:name="_GoBack"/>
-            <w:bookmarkEnd w:id="0"/>
-            <w:r>
-              <w:t xml:space="preserve"> </w:t>
             </w:r>
             <w:r>
               <w:t>}}</w:t>
@@ -2326,16 +2377,10 @@
               <w:t xml:space="preserve"> </w:t>
             </w:r>
             <w:r>
-              <w:rPr>
-                <w:rFonts w:ascii="Segoe UI Symbol" w:hAnsi="Segoe UI Symbol"/>
-              </w:rPr>
-              <w:t>{{accountNumber}}</w:t>
-            </w:r>
-            <w:r>
-              <w:rPr>
-                <w:lang w:val="de-DE"/>
-              </w:rPr>
-              <w:t xml:space="preserve"> </w:t>
+              <w:t>{{stk</w:t>
+            </w:r>
+            <w:r>
+              <w:t>}}</w:t>
             </w:r>
           </w:p>
         </w:tc>
@@ -3212,7 +3257,10 @@
               </w:rPr>
             </w:pPr>
             <w:r>
-              <w:t>{{STK_SMSBanking}}</w:t>
+              <w:t>{{stk</w:t>
+            </w:r>
+            <w:r>
+              <w:t>}}</w:t>
             </w:r>
           </w:p>
         </w:tc>
@@ -3495,6 +3543,7 @@
               <w:rPr>
                 <w:rFonts w:eastAsia="Courier New"/>
               </w:rPr>
+              <w:lastRenderedPageBreak/>
               <w:t xml:space="preserve">Tài khoản </w:t>
             </w:r>
             <w:r>
@@ -5014,6 +5063,14 @@
                 <w:lang w:val="de-DE"/>
               </w:rPr>
               <w:t>{{kiem_soat</w:t>
+            </w:r>
+            <w:r>
+              <w:rPr>
+                <w:b/>
+                <w:color w:val="FF0000"/>
+                <w:lang w:val="de-DE"/>
+              </w:rPr>
+              <w:t>_vien</w:t>
             </w:r>
             <w:r>
               <w:rPr>
@@ -13280,7 +13337,7 @@
 </file>
 
 <file path=customXml/itemProps1.xml><?xml version="1.0" encoding="utf-8"?>
-<ds:datastoreItem xmlns:ds="http://schemas.openxmlformats.org/officeDocument/2006/customXml" ds:itemID="{9EDE2AE2-C8D2-4D8A-86F7-E001DEB547C8}">
+<ds:datastoreItem xmlns:ds="http://schemas.openxmlformats.org/officeDocument/2006/customXml" ds:itemID="{7A8FA73D-65F0-4E32-B70F-1A7B52422076}">
   <ds:schemaRefs>
     <ds:schemaRef ds:uri="http://schemas.openxmlformats.org/officeDocument/2006/bibliography"/>
   </ds:schemaRefs>

--- a/Mau_1a.docx
+++ b/Mau_1a.docx
@@ -2,36 +2,9 @@
 <file path=word/document.xml><?xml version="1.0" encoding="utf-8"?>
 <w:document xmlns:wpc="http://schemas.microsoft.com/office/word/2010/wordprocessingCanvas" xmlns:mc="http://schemas.openxmlformats.org/markup-compatibility/2006" xmlns:o="urn:schemas-microsoft-com:office:office" xmlns:r="http://schemas.openxmlformats.org/officeDocument/2006/relationships" xmlns:m="http://schemas.openxmlformats.org/officeDocument/2006/math" xmlns:v="urn:schemas-microsoft-com:vml" xmlns:wp14="http://schemas.microsoft.com/office/word/2010/wordprocessingDrawing" xmlns:wp="http://schemas.openxmlformats.org/drawingml/2006/wordprocessingDrawing" xmlns:w10="urn:schemas-microsoft-com:office:word" xmlns:w="http://schemas.openxmlformats.org/wordprocessingml/2006/main" xmlns:w14="http://schemas.microsoft.com/office/word/2010/wordml" xmlns:w15="http://schemas.microsoft.com/office/word/2012/wordml" xmlns:wpg="http://schemas.microsoft.com/office/word/2010/wordprocessingGroup" xmlns:wpi="http://schemas.microsoft.com/office/word/2010/wordprocessingInk" xmlns:wne="http://schemas.microsoft.com/office/word/2006/wordml" xmlns:wps="http://schemas.microsoft.com/office/word/2010/wordprocessingShape" mc:Ignorable="w14 w15 wp14">
   <w:body>
-    <w:p>
-      <w:pPr>
-        <w:ind w:right="425"/>
-        <w:jc w:val="right"/>
-      </w:pPr>
-      <w:r>
-        <w:rPr>
-          <w:rFonts w:eastAsia="Courier New"/>
-          <w:b/>
-        </w:rPr>
-        <w:t>Mẫu 01</w:t>
-      </w:r>
-      <w:r>
-        <w:rPr>
-          <w:rFonts w:eastAsia="Courier New"/>
-          <w:b/>
-        </w:rPr>
-        <w:t>a</w:t>
-      </w:r>
-      <w:r>
-        <w:rPr>
-          <w:rFonts w:eastAsia="Courier New"/>
-          <w:b/>
-        </w:rPr>
-        <w:t>a/NHĐT</w:t>
-      </w:r>
-    </w:p>
     <w:tbl>
       <w:tblPr>
-        <w:tblpPr w:leftFromText="180" w:rightFromText="180" w:vertAnchor="page" w:horzAnchor="margin" w:tblpX="-601" w:tblpY="928"/>
+        <w:tblpPr w:leftFromText="180" w:rightFromText="180" w:vertAnchor="page" w:horzAnchor="margin" w:tblpXSpec="center" w:tblpY="244"/>
         <w:tblW w:w="5366" w:type="pct"/>
         <w:tblLook w:val="04A0" w:firstRow="1" w:lastRow="0" w:firstColumn="1" w:lastColumn="0" w:noHBand="0" w:noVBand="1"/>
       </w:tblPr>
@@ -60,7 +33,7 @@
                 <w:noProof/>
               </w:rPr>
               <w:drawing>
-                <wp:inline distT="0" distB="0" distL="0" distR="0" wp14:anchorId="1197266C" wp14:editId="6EA9BFB1">
+                <wp:inline distT="0" distB="0" distL="0" distR="0" wp14:anchorId="09AC4D8A" wp14:editId="32274A80">
                   <wp:extent cx="1962150" cy="542925"/>
                   <wp:effectExtent l="0" t="0" r="0" b="9525"/>
                   <wp:docPr id="8" name="Picture 8" descr="Cogo V"/>
@@ -159,24 +132,46 @@
     </w:tbl>
     <w:p>
       <w:pPr>
+        <w:ind w:right="425"/>
+        <w:jc w:val="right"/>
+      </w:pPr>
+      <w:r>
         <w:rPr>
+          <w:rFonts w:eastAsia="Courier New"/>
+          <w:b/>
+        </w:rPr>
+        <w:t>Mẫu 01</w:t>
+      </w:r>
+      <w:r>
+        <w:rPr>
+          <w:rFonts w:eastAsia="Courier New"/>
+          <w:b/>
+        </w:rPr>
+        <w:t>a</w:t>
+      </w:r>
+      <w:r>
+        <w:rPr>
+          <w:rFonts w:eastAsia="Courier New"/>
+          <w:b/>
+        </w:rPr>
+        <w:t>a/NHĐT</w:t>
+      </w:r>
+    </w:p>
+    <w:p>
+      <w:pPr>
+        <w:rPr>
+          <w:b/>
           <w:sz w:val="28"/>
           <w:szCs w:val="28"/>
         </w:rPr>
       </w:pPr>
       <w:r>
         <w:rPr>
+          <w:b/>
           <w:sz w:val="28"/>
           <w:szCs w:val="28"/>
         </w:rPr>
-        <w:t>{{ten_chi_nhanh_hoa</w:t>
-      </w:r>
-      <w:r>
-        <w:rPr>
-          <w:sz w:val="28"/>
-          <w:szCs w:val="28"/>
-        </w:rPr>
-        <w:t>}}</w:t>
+        <w:t>{{ten_chi_nhanh_hoa}}</w:t>
       </w:r>
     </w:p>
     <w:p>
@@ -194,9 +189,14 @@
         </w:rPr>
         <w:t xml:space="preserve">Kính gửi: </w:t>
       </w:r>
+      <w:bookmarkStart w:id="0" w:name="_GoBack"/>
       <w:r>
+        <w:rPr>
+          <w:b/>
+        </w:rPr>
         <w:t>{{ten_chi_nhanh}}</w:t>
       </w:r>
+      <w:bookmarkEnd w:id="0"/>
     </w:p>
     <w:p/>
     <w:tbl>
@@ -222,29 +222,29 @@
         <w:gridCol w:w="466"/>
         <w:gridCol w:w="275"/>
         <w:gridCol w:w="154"/>
-        <w:gridCol w:w="885"/>
+        <w:gridCol w:w="1452"/>
         <w:gridCol w:w="134"/>
         <w:gridCol w:w="443"/>
         <w:gridCol w:w="443"/>
         <w:gridCol w:w="443"/>
-        <w:gridCol w:w="443"/>
-        <w:gridCol w:w="364"/>
-        <w:gridCol w:w="79"/>
-        <w:gridCol w:w="443"/>
-        <w:gridCol w:w="42"/>
+        <w:gridCol w:w="240"/>
+        <w:gridCol w:w="203"/>
+        <w:gridCol w:w="361"/>
+        <w:gridCol w:w="82"/>
+        <w:gridCol w:w="52"/>
+        <w:gridCol w:w="188"/>
+        <w:gridCol w:w="203"/>
+        <w:gridCol w:w="178"/>
+        <w:gridCol w:w="66"/>
+        <w:gridCol w:w="199"/>
+        <w:gridCol w:w="82"/>
+        <w:gridCol w:w="39"/>
         <w:gridCol w:w="134"/>
         <w:gridCol w:w="188"/>
-        <w:gridCol w:w="79"/>
-        <w:gridCol w:w="121"/>
         <w:gridCol w:w="134"/>
-        <w:gridCol w:w="47"/>
-        <w:gridCol w:w="66"/>
-        <w:gridCol w:w="75"/>
-        <w:gridCol w:w="134"/>
-        <w:gridCol w:w="72"/>
-        <w:gridCol w:w="1844"/>
-        <w:gridCol w:w="509"/>
-        <w:gridCol w:w="284"/>
+        <w:gridCol w:w="1349"/>
+        <w:gridCol w:w="651"/>
+        <w:gridCol w:w="142"/>
         <w:gridCol w:w="134"/>
         <w:gridCol w:w="7"/>
         <w:gridCol w:w="134"/>
@@ -308,7 +308,7 @@
         </w:tc>
         <w:tc>
           <w:tcPr>
-            <w:tcW w:w="4140" w:type="dxa"/>
+            <w:tcW w:w="4707" w:type="dxa"/>
             <w:gridSpan w:val="6"/>
             <w:tcBorders>
               <w:top w:val="single" w:sz="2" w:space="0" w:color="auto"/>
@@ -349,7 +349,7 @@
         <w:tc>
           <w:tcPr>
             <w:tcW w:w="3222" w:type="dxa"/>
-            <w:gridSpan w:val="12"/>
+            <w:gridSpan w:val="15"/>
             <w:tcBorders>
               <w:top w:val="single" w:sz="2" w:space="0" w:color="auto"/>
               <w:bottom w:val="single" w:sz="2" w:space="0" w:color="auto"/>
@@ -388,8 +388,8 @@
         </w:tc>
         <w:tc>
           <w:tcPr>
-            <w:tcW w:w="3031" w:type="dxa"/>
-            <w:gridSpan w:val="8"/>
+            <w:tcW w:w="2464" w:type="dxa"/>
+            <w:gridSpan w:val="5"/>
             <w:tcBorders>
               <w:top w:val="single" w:sz="2" w:space="0" w:color="auto"/>
               <w:bottom w:val="single" w:sz="2" w:space="0" w:color="auto"/>
@@ -462,7 +462,7 @@
         </w:tc>
         <w:tc>
           <w:tcPr>
-            <w:tcW w:w="4140" w:type="dxa"/>
+            <w:tcW w:w="4707" w:type="dxa"/>
             <w:gridSpan w:val="6"/>
             <w:tcBorders>
               <w:top w:val="single" w:sz="2" w:space="0" w:color="auto"/>
@@ -609,6 +609,7 @@
         <w:tc>
           <w:tcPr>
             <w:tcW w:w="443" w:type="dxa"/>
+            <w:gridSpan w:val="2"/>
             <w:tcBorders>
               <w:top w:val="single" w:sz="2" w:space="0" w:color="auto"/>
               <w:left w:val="single" w:sz="2" w:space="0" w:color="auto"/>
@@ -678,6 +679,7 @@
         <w:tc>
           <w:tcPr>
             <w:tcW w:w="443" w:type="dxa"/>
+            <w:gridSpan w:val="3"/>
             <w:tcBorders>
               <w:top w:val="single" w:sz="2" w:space="0" w:color="auto"/>
               <w:left w:val="single" w:sz="2" w:space="0" w:color="auto"/>
@@ -712,7 +714,7 @@
         <w:tc>
           <w:tcPr>
             <w:tcW w:w="443" w:type="dxa"/>
-            <w:gridSpan w:val="4"/>
+            <w:gridSpan w:val="3"/>
             <w:tcBorders>
               <w:top w:val="single" w:sz="2" w:space="0" w:color="auto"/>
               <w:left w:val="single" w:sz="2" w:space="0" w:color="auto"/>
@@ -747,7 +749,7 @@
         <w:tc>
           <w:tcPr>
             <w:tcW w:w="443" w:type="dxa"/>
-            <w:gridSpan w:val="5"/>
+            <w:gridSpan w:val="4"/>
             <w:tcBorders>
               <w:top w:val="single" w:sz="2" w:space="0" w:color="auto"/>
               <w:left w:val="single" w:sz="2" w:space="0" w:color="auto"/>
@@ -798,8 +800,8 @@
         </w:tc>
         <w:tc>
           <w:tcPr>
-            <w:tcW w:w="2850" w:type="dxa"/>
-            <w:gridSpan w:val="6"/>
+            <w:tcW w:w="2283" w:type="dxa"/>
+            <w:gridSpan w:val="5"/>
             <w:tcBorders>
               <w:top w:val="single" w:sz="2" w:space="0" w:color="auto"/>
               <w:left w:val="single" w:sz="2" w:space="0" w:color="auto"/>
@@ -820,8 +822,6 @@
             <w:r>
               <w:t>so_dien_thoai</w:t>
             </w:r>
-            <w:bookmarkStart w:id="0" w:name="_GoBack"/>
-            <w:bookmarkEnd w:id="0"/>
             <w:r>
               <w:t>}}</w:t>
             </w:r>
@@ -852,7 +852,7 @@
         </w:tc>
         <w:tc>
           <w:tcPr>
-            <w:tcW w:w="4140" w:type="dxa"/>
+            <w:tcW w:w="4707" w:type="dxa"/>
             <w:gridSpan w:val="6"/>
             <w:tcBorders>
               <w:top w:val="single" w:sz="2" w:space="0" w:color="auto"/>
@@ -890,7 +890,7 @@
         <w:tc>
           <w:tcPr>
             <w:tcW w:w="3222" w:type="dxa"/>
-            <w:gridSpan w:val="12"/>
+            <w:gridSpan w:val="15"/>
             <w:tcBorders>
               <w:top w:val="single" w:sz="2" w:space="0" w:color="auto"/>
               <w:bottom w:val="single" w:sz="2" w:space="0" w:color="auto"/>
@@ -926,8 +926,8 @@
         </w:tc>
         <w:tc>
           <w:tcPr>
-            <w:tcW w:w="3031" w:type="dxa"/>
-            <w:gridSpan w:val="8"/>
+            <w:tcW w:w="2464" w:type="dxa"/>
+            <w:gridSpan w:val="5"/>
             <w:tcBorders>
               <w:bottom w:val="single" w:sz="2" w:space="0" w:color="auto"/>
             </w:tcBorders>
@@ -987,7 +987,7 @@
         </w:tc>
         <w:tc>
           <w:tcPr>
-            <w:tcW w:w="4140" w:type="dxa"/>
+            <w:tcW w:w="4707" w:type="dxa"/>
             <w:gridSpan w:val="6"/>
             <w:tcBorders>
               <w:top w:val="single" w:sz="2" w:space="0" w:color="auto"/>
@@ -1005,13 +1005,7 @@
               </w:rPr>
             </w:pPr>
             <w:r>
-              <w:t>{{</w:t>
-            </w:r>
-            <w:r>
-              <w:t>so_cmnd</w:t>
-            </w:r>
-            <w:r>
-              <w:t>}}</w:t>
+              <w:t>{{ so_cmnd }}</w:t>
             </w:r>
           </w:p>
         </w:tc>
@@ -1058,7 +1052,23 @@
                 <w:sz w:val="20"/>
                 <w:szCs w:val="20"/>
               </w:rPr>
-              <w:t>{{cccd_issue_d1}}</w:t>
+              <w:t>{{</w:t>
+            </w:r>
+            <w:r>
+              <w:rPr>
+                <w:rFonts w:ascii="Segoe UI Symbol" w:hAnsi="Segoe UI Symbol"/>
+                <w:sz w:val="20"/>
+                <w:szCs w:val="20"/>
+              </w:rPr>
+              <w:t xml:space="preserve"> dcc1 </w:t>
+            </w:r>
+            <w:r>
+              <w:rPr>
+                <w:rFonts w:ascii="Segoe UI Symbol" w:hAnsi="Segoe UI Symbol"/>
+                <w:sz w:val="20"/>
+                <w:szCs w:val="20"/>
+              </w:rPr>
+              <w:t>}}</w:t>
             </w:r>
           </w:p>
         </w:tc>
@@ -1088,7 +1098,23 @@
                 <w:sz w:val="20"/>
                 <w:szCs w:val="20"/>
               </w:rPr>
-              <w:t>{{cccd_issue_d2}}</w:t>
+              <w:t>{{</w:t>
+            </w:r>
+            <w:r>
+              <w:rPr>
+                <w:rFonts w:ascii="Segoe UI Symbol" w:hAnsi="Segoe UI Symbol"/>
+                <w:sz w:val="20"/>
+                <w:szCs w:val="20"/>
+              </w:rPr>
+              <w:t xml:space="preserve"> dcc2 </w:t>
+            </w:r>
+            <w:r>
+              <w:rPr>
+                <w:rFonts w:ascii="Segoe UI Symbol" w:hAnsi="Segoe UI Symbol"/>
+                <w:sz w:val="20"/>
+                <w:szCs w:val="20"/>
+              </w:rPr>
+              <w:t>}}</w:t>
             </w:r>
           </w:p>
         </w:tc>
@@ -1118,13 +1144,30 @@
                 <w:sz w:val="20"/>
                 <w:szCs w:val="20"/>
               </w:rPr>
-              <w:t>{{cccd_issue_m1}}</w:t>
+              <w:t>{{</w:t>
+            </w:r>
+            <w:r>
+              <w:rPr>
+                <w:rFonts w:ascii="Segoe UI Symbol" w:hAnsi="Segoe UI Symbol"/>
+                <w:sz w:val="20"/>
+                <w:szCs w:val="20"/>
+              </w:rPr>
+              <w:t xml:space="preserve"> mcc1 </w:t>
+            </w:r>
+            <w:r>
+              <w:rPr>
+                <w:rFonts w:ascii="Segoe UI Symbol" w:hAnsi="Segoe UI Symbol"/>
+                <w:sz w:val="20"/>
+                <w:szCs w:val="20"/>
+              </w:rPr>
+              <w:t>}}</w:t>
             </w:r>
           </w:p>
         </w:tc>
         <w:tc>
           <w:tcPr>
             <w:tcW w:w="443" w:type="dxa"/>
+            <w:gridSpan w:val="2"/>
             <w:tcBorders>
               <w:top w:val="single" w:sz="2" w:space="0" w:color="auto"/>
               <w:left w:val="single" w:sz="2" w:space="0" w:color="auto"/>
@@ -1148,7 +1191,23 @@
                 <w:sz w:val="20"/>
                 <w:szCs w:val="20"/>
               </w:rPr>
-              <w:t>{{cccd_issue_m2}}</w:t>
+              <w:t>{{</w:t>
+            </w:r>
+            <w:r>
+              <w:rPr>
+                <w:rFonts w:ascii="Segoe UI Symbol" w:hAnsi="Segoe UI Symbol"/>
+                <w:sz w:val="20"/>
+                <w:szCs w:val="20"/>
+              </w:rPr>
+              <w:t xml:space="preserve"> mcc2 </w:t>
+            </w:r>
+            <w:r>
+              <w:rPr>
+                <w:rFonts w:ascii="Segoe UI Symbol" w:hAnsi="Segoe UI Symbol"/>
+                <w:sz w:val="20"/>
+                <w:szCs w:val="20"/>
+              </w:rPr>
+              <w:t>}}</w:t>
             </w:r>
           </w:p>
         </w:tc>
@@ -1179,13 +1238,30 @@
                 <w:sz w:val="20"/>
                 <w:szCs w:val="20"/>
               </w:rPr>
-              <w:t>{{cccd_issue_y1}}</w:t>
+              <w:t>{{</w:t>
+            </w:r>
+            <w:r>
+              <w:rPr>
+                <w:rFonts w:ascii="Segoe UI Symbol" w:hAnsi="Segoe UI Symbol"/>
+                <w:sz w:val="20"/>
+                <w:szCs w:val="20"/>
+              </w:rPr>
+              <w:t xml:space="preserve"> ycc1 </w:t>
+            </w:r>
+            <w:r>
+              <w:rPr>
+                <w:rFonts w:ascii="Segoe UI Symbol" w:hAnsi="Segoe UI Symbol"/>
+                <w:sz w:val="20"/>
+                <w:szCs w:val="20"/>
+              </w:rPr>
+              <w:t>}}</w:t>
             </w:r>
           </w:p>
         </w:tc>
         <w:tc>
           <w:tcPr>
             <w:tcW w:w="443" w:type="dxa"/>
+            <w:gridSpan w:val="3"/>
             <w:tcBorders>
               <w:top w:val="single" w:sz="2" w:space="0" w:color="auto"/>
               <w:left w:val="single" w:sz="2" w:space="0" w:color="auto"/>
@@ -1209,14 +1285,30 @@
                 <w:sz w:val="20"/>
                 <w:szCs w:val="20"/>
               </w:rPr>
-              <w:t>{{cccd_issue_y2}}</w:t>
+              <w:t>{{</w:t>
+            </w:r>
+            <w:r>
+              <w:rPr>
+                <w:rFonts w:ascii="Segoe UI Symbol" w:hAnsi="Segoe UI Symbol"/>
+                <w:sz w:val="20"/>
+                <w:szCs w:val="20"/>
+              </w:rPr>
+              <w:t xml:space="preserve"> ycc2 </w:t>
+            </w:r>
+            <w:r>
+              <w:rPr>
+                <w:rFonts w:ascii="Segoe UI Symbol" w:hAnsi="Segoe UI Symbol"/>
+                <w:sz w:val="20"/>
+                <w:szCs w:val="20"/>
+              </w:rPr>
+              <w:t>}}</w:t>
             </w:r>
           </w:p>
         </w:tc>
         <w:tc>
           <w:tcPr>
             <w:tcW w:w="443" w:type="dxa"/>
-            <w:gridSpan w:val="4"/>
+            <w:gridSpan w:val="3"/>
             <w:tcBorders>
               <w:top w:val="single" w:sz="2" w:space="0" w:color="auto"/>
               <w:left w:val="single" w:sz="2" w:space="0" w:color="auto"/>
@@ -1240,14 +1332,30 @@
                 <w:sz w:val="20"/>
                 <w:szCs w:val="20"/>
               </w:rPr>
-              <w:t>{{cccd_issue_y3}}</w:t>
+              <w:t>{{</w:t>
+            </w:r>
+            <w:r>
+              <w:rPr>
+                <w:rFonts w:ascii="Segoe UI Symbol" w:hAnsi="Segoe UI Symbol"/>
+                <w:sz w:val="20"/>
+                <w:szCs w:val="20"/>
+              </w:rPr>
+              <w:t xml:space="preserve"> ycc3 </w:t>
+            </w:r>
+            <w:r>
+              <w:rPr>
+                <w:rFonts w:ascii="Segoe UI Symbol" w:hAnsi="Segoe UI Symbol"/>
+                <w:sz w:val="20"/>
+                <w:szCs w:val="20"/>
+              </w:rPr>
+              <w:t>}}</w:t>
             </w:r>
           </w:p>
         </w:tc>
         <w:tc>
           <w:tcPr>
             <w:tcW w:w="443" w:type="dxa"/>
-            <w:gridSpan w:val="5"/>
+            <w:gridSpan w:val="4"/>
             <w:tcBorders>
               <w:top w:val="single" w:sz="2" w:space="0" w:color="auto"/>
               <w:left w:val="single" w:sz="2" w:space="0" w:color="auto"/>
@@ -1271,7 +1379,23 @@
                 <w:sz w:val="20"/>
                 <w:szCs w:val="20"/>
               </w:rPr>
-              <w:t>{{cccd_issue_y4}}</w:t>
+              <w:t>{{</w:t>
+            </w:r>
+            <w:r>
+              <w:rPr>
+                <w:rFonts w:ascii="Segoe UI Symbol" w:hAnsi="Segoe UI Symbol"/>
+                <w:sz w:val="20"/>
+                <w:szCs w:val="20"/>
+              </w:rPr>
+              <w:t xml:space="preserve"> ycc4 </w:t>
+            </w:r>
+            <w:r>
+              <w:rPr>
+                <w:rFonts w:ascii="Segoe UI Symbol" w:hAnsi="Segoe UI Symbol"/>
+                <w:sz w:val="20"/>
+                <w:szCs w:val="20"/>
+              </w:rPr>
+              <w:t>}}</w:t>
             </w:r>
           </w:p>
         </w:tc>
@@ -1294,8 +1418,8 @@
         </w:tc>
         <w:tc>
           <w:tcPr>
-            <w:tcW w:w="2850" w:type="dxa"/>
-            <w:gridSpan w:val="6"/>
+            <w:tcW w:w="2283" w:type="dxa"/>
+            <w:gridSpan w:val="5"/>
             <w:tcBorders>
               <w:top w:val="single" w:sz="2" w:space="0" w:color="auto"/>
               <w:left w:val="single" w:sz="2" w:space="0" w:color="auto"/>
@@ -1365,7 +1489,7 @@
         </w:tc>
         <w:tc>
           <w:tcPr>
-            <w:tcW w:w="10377" w:type="dxa"/>
+            <w:tcW w:w="10519" w:type="dxa"/>
             <w:gridSpan w:val="27"/>
             <w:tcBorders>
               <w:bottom w:val="single" w:sz="2" w:space="0" w:color="auto"/>
@@ -1401,7 +1525,7 @@
         </w:tc>
         <w:tc>
           <w:tcPr>
-            <w:tcW w:w="425" w:type="dxa"/>
+            <w:tcW w:w="283" w:type="dxa"/>
             <w:gridSpan w:val="3"/>
             <w:tcBorders>
               <w:right w:val="single" w:sz="2" w:space="0" w:color="auto"/>
@@ -1442,7 +1566,7 @@
         </w:tc>
         <w:tc>
           <w:tcPr>
-            <w:tcW w:w="10377" w:type="dxa"/>
+            <w:tcW w:w="10519" w:type="dxa"/>
             <w:gridSpan w:val="27"/>
             <w:tcBorders>
               <w:top w:val="single" w:sz="2" w:space="0" w:color="auto"/>
@@ -1459,13 +1583,13 @@
               </w:rPr>
             </w:pPr>
             <w:r>
-              <w:t>{{contactAddress}}</w:t>
-            </w:r>
-          </w:p>
-        </w:tc>
-        <w:tc>
-          <w:tcPr>
-            <w:tcW w:w="425" w:type="dxa"/>
+              <w:t>{{ dia_chi }}</w:t>
+            </w:r>
+          </w:p>
+        </w:tc>
+        <w:tc>
+          <w:tcPr>
+            <w:tcW w:w="283" w:type="dxa"/>
             <w:gridSpan w:val="3"/>
             <w:tcBorders>
               <w:left w:val="single" w:sz="2" w:space="0" w:color="auto"/>
@@ -1547,7 +1671,7 @@
         <w:tc>
           <w:tcPr>
             <w:tcW w:w="3873" w:type="dxa"/>
-            <w:gridSpan w:val="11"/>
+            <w:gridSpan w:val="9"/>
             <w:tcBorders>
               <w:top w:val="single" w:sz="2" w:space="0" w:color="auto"/>
               <w:bottom w:val="single" w:sz="2" w:space="0" w:color="auto"/>
@@ -1565,6 +1689,7 @@
         <w:tc>
           <w:tcPr>
             <w:tcW w:w="134" w:type="dxa"/>
+            <w:gridSpan w:val="2"/>
             <w:tcBorders>
               <w:top w:val="single" w:sz="2" w:space="0" w:color="auto"/>
             </w:tcBorders>
@@ -1580,8 +1705,8 @@
         </w:tc>
         <w:tc>
           <w:tcPr>
-            <w:tcW w:w="3269" w:type="dxa"/>
-            <w:gridSpan w:val="11"/>
+            <w:tcW w:w="3411" w:type="dxa"/>
+            <w:gridSpan w:val="12"/>
             <w:tcBorders>
               <w:top w:val="single" w:sz="2" w:space="0" w:color="auto"/>
               <w:bottom w:val="single" w:sz="2" w:space="0" w:color="auto"/>
@@ -1598,7 +1723,7 @@
         </w:tc>
         <w:tc>
           <w:tcPr>
-            <w:tcW w:w="425" w:type="dxa"/>
+            <w:tcW w:w="283" w:type="dxa"/>
             <w:gridSpan w:val="3"/>
             <w:tcBorders>
               <w:right w:val="single" w:sz="2" w:space="0" w:color="auto"/>
@@ -1639,7 +1764,7 @@
         </w:tc>
         <w:tc>
           <w:tcPr>
-            <w:tcW w:w="10377" w:type="dxa"/>
+            <w:tcW w:w="10519" w:type="dxa"/>
             <w:gridSpan w:val="27"/>
             <w:tcBorders>
               <w:top w:val="single" w:sz="2" w:space="0" w:color="auto"/>
@@ -1659,7 +1784,7 @@
         </w:tc>
         <w:tc>
           <w:tcPr>
-            <w:tcW w:w="425" w:type="dxa"/>
+            <w:tcW w:w="283" w:type="dxa"/>
             <w:gridSpan w:val="3"/>
             <w:tcBorders>
               <w:left w:val="single" w:sz="2" w:space="0" w:color="auto"/>
@@ -1701,7 +1826,7 @@
         </w:tc>
         <w:tc>
           <w:tcPr>
-            <w:tcW w:w="10377" w:type="dxa"/>
+            <w:tcW w:w="10519" w:type="dxa"/>
             <w:gridSpan w:val="27"/>
             <w:tcBorders>
               <w:bottom w:val="single" w:sz="2" w:space="0" w:color="auto"/>
@@ -1753,13 +1878,19 @@
               <w:t xml:space="preserve"> </w:t>
             </w:r>
             <w:r>
-              <w:t>{{customerCode}})</w:t>
-            </w:r>
-          </w:p>
-        </w:tc>
-        <w:tc>
-          <w:tcPr>
-            <w:tcW w:w="425" w:type="dxa"/>
+              <w:t>{{</w:t>
+            </w:r>
+            <w:r>
+              <w:t xml:space="preserve">              ma_khach_hang </w:t>
+            </w:r>
+            <w:r>
+              <w:t>}})</w:t>
+            </w:r>
+          </w:p>
+        </w:tc>
+        <w:tc>
+          <w:tcPr>
+            <w:tcW w:w="283" w:type="dxa"/>
             <w:gridSpan w:val="3"/>
             <w:tcBorders>
               <w:bottom w:val="single" w:sz="2" w:space="0" w:color="auto"/>
@@ -1841,7 +1972,7 @@
         </w:tc>
         <w:tc>
           <w:tcPr>
-            <w:tcW w:w="10377" w:type="dxa"/>
+            <w:tcW w:w="10519" w:type="dxa"/>
             <w:gridSpan w:val="27"/>
             <w:tcBorders>
               <w:top w:val="single" w:sz="4" w:space="0" w:color="auto"/>
@@ -1859,33 +1990,25 @@
             </w:pPr>
             <w:r>
               <w:rPr>
+                <w:rFonts w:ascii="Segoe UI Symbol" w:eastAsia="Courier New" w:hAnsi="Segoe UI Symbol" w:cs="Segoe UI Symbol"/>
+                <w:b/>
+                <w:color w:val="AA2242"/>
+              </w:rPr>
+              <w:t xml:space="preserve">{{ dv_bankplus }} </w:t>
+            </w:r>
+            <w:r>
+              <w:rPr>
                 <w:rFonts w:eastAsia="Courier New"/>
                 <w:b/>
                 <w:color w:val="AA2242"/>
               </w:rPr>
-              <w:t>{{agribankPlus_tick}}</w:t>
-            </w:r>
-            <w:r>
-              <w:rPr>
-                <w:rFonts w:eastAsia="Courier New"/>
-                <w:b/>
-                <w:color w:val="AA2242"/>
-              </w:rPr>
-              <w:t xml:space="preserve"> </w:t>
-            </w:r>
-            <w:r>
-              <w:rPr>
-                <w:rFonts w:eastAsia="Courier New"/>
-                <w:b/>
-                <w:color w:val="AA2242"/>
-              </w:rPr>
               <w:t>Agribank Plus</w:t>
             </w:r>
           </w:p>
         </w:tc>
         <w:tc>
           <w:tcPr>
-            <w:tcW w:w="425" w:type="dxa"/>
+            <w:tcW w:w="283" w:type="dxa"/>
             <w:gridSpan w:val="3"/>
             <w:tcBorders>
               <w:top w:val="single" w:sz="4" w:space="0" w:color="auto"/>
@@ -1962,7 +2085,7 @@
         <w:tc>
           <w:tcPr>
             <w:tcW w:w="4050" w:type="dxa"/>
-            <w:gridSpan w:val="10"/>
+            <w:gridSpan w:val="9"/>
             <w:tcBorders>
               <w:top w:val="single" w:sz="4" w:space="0" w:color="auto"/>
               <w:left w:val="single" w:sz="4" w:space="0" w:color="auto"/>
@@ -1978,17 +2101,14 @@
               </w:rPr>
             </w:pPr>
             <w:r>
-              <w:t>{{stk</w:t>
-            </w:r>
-            <w:r>
-              <w:t>}}</w:t>
+              <w:t>{{ so_tai_khoan_AP }}</w:t>
             </w:r>
           </w:p>
         </w:tc>
         <w:tc>
           <w:tcPr>
             <w:tcW w:w="1614" w:type="dxa"/>
-            <w:gridSpan w:val="13"/>
+            <w:gridSpan w:val="10"/>
             <w:tcBorders>
               <w:top w:val="nil"/>
               <w:left w:val="single" w:sz="4" w:space="0" w:color="auto"/>
@@ -2013,8 +2133,8 @@
         </w:tc>
         <w:tc>
           <w:tcPr>
-            <w:tcW w:w="2353" w:type="dxa"/>
-            <w:gridSpan w:val="2"/>
+            <w:tcW w:w="2495" w:type="dxa"/>
+            <w:gridSpan w:val="6"/>
             <w:tcBorders>
               <w:top w:val="single" w:sz="4" w:space="0" w:color="auto"/>
               <w:left w:val="single" w:sz="4" w:space="0" w:color="auto"/>
@@ -2033,25 +2153,13 @@
               <w:rPr>
                 <w:lang w:val="de-DE"/>
               </w:rPr>
-              <w:t>{{</w:t>
-            </w:r>
-            <w:r>
-              <w:rPr>
-                <w:lang w:val="de-DE"/>
-              </w:rPr>
-              <w:t>phone_AgribankPlus</w:t>
-            </w:r>
-            <w:r>
-              <w:rPr>
-                <w:lang w:val="de-DE"/>
-              </w:rPr>
-              <w:t>}}</w:t>
-            </w:r>
-          </w:p>
-        </w:tc>
-        <w:tc>
-          <w:tcPr>
-            <w:tcW w:w="425" w:type="dxa"/>
+              <w:t>{{ so_dien_thoai_AP }}</w:t>
+            </w:r>
+          </w:p>
+        </w:tc>
+        <w:tc>
+          <w:tcPr>
+            <w:tcW w:w="283" w:type="dxa"/>
             <w:gridSpan w:val="3"/>
             <w:tcBorders>
               <w:top w:val="nil"/>
@@ -2103,7 +2211,7 @@
         </w:tc>
         <w:tc>
           <w:tcPr>
-            <w:tcW w:w="10377" w:type="dxa"/>
+            <w:tcW w:w="10519" w:type="dxa"/>
             <w:gridSpan w:val="27"/>
             <w:tcBorders>
               <w:top w:val="nil"/>
@@ -2126,7 +2234,7 @@
         </w:tc>
         <w:tc>
           <w:tcPr>
-            <w:tcW w:w="425" w:type="dxa"/>
+            <w:tcW w:w="283" w:type="dxa"/>
             <w:gridSpan w:val="3"/>
             <w:tcBorders>
               <w:top w:val="nil"/>
@@ -2179,7 +2287,7 @@
         </w:tc>
         <w:tc>
           <w:tcPr>
-            <w:tcW w:w="10377" w:type="dxa"/>
+            <w:tcW w:w="10519" w:type="dxa"/>
             <w:gridSpan w:val="27"/>
             <w:tcBorders>
               <w:top w:val="nil"/>
@@ -2299,7 +2407,7 @@
         </w:tc>
         <w:tc>
           <w:tcPr>
-            <w:tcW w:w="425" w:type="dxa"/>
+            <w:tcW w:w="283" w:type="dxa"/>
             <w:gridSpan w:val="3"/>
             <w:tcBorders>
               <w:top w:val="nil"/>
@@ -2377,17 +2485,14 @@
               <w:t xml:space="preserve"> </w:t>
             </w:r>
             <w:r>
-              <w:t>{{stk</w:t>
-            </w:r>
-            <w:r>
-              <w:t>}}</w:t>
+              <w:t>{{ so_tai_khoan }}</w:t>
             </w:r>
           </w:p>
         </w:tc>
         <w:tc>
           <w:tcPr>
             <w:tcW w:w="4041" w:type="dxa"/>
-            <w:gridSpan w:val="12"/>
+            <w:gridSpan w:val="11"/>
             <w:tcBorders>
               <w:top w:val="nil"/>
               <w:left w:val="nil"/>
@@ -2411,8 +2516,8 @@
         </w:tc>
         <w:tc>
           <w:tcPr>
-            <w:tcW w:w="3081" w:type="dxa"/>
-            <w:gridSpan w:val="10"/>
+            <w:tcW w:w="3223" w:type="dxa"/>
+            <w:gridSpan w:val="11"/>
             <w:tcBorders>
               <w:top w:val="nil"/>
               <w:left w:val="nil"/>
@@ -2442,7 +2547,7 @@
         </w:tc>
         <w:tc>
           <w:tcPr>
-            <w:tcW w:w="425" w:type="dxa"/>
+            <w:tcW w:w="283" w:type="dxa"/>
             <w:gridSpan w:val="3"/>
             <w:tcBorders>
               <w:top w:val="nil"/>
@@ -2471,7 +2576,7 @@
         <w:trPr>
           <w:gridAfter w:val="1"/>
           <w:wAfter w:w="134" w:type="dxa"/>
-          <w:trHeight w:val="591"/>
+          <w:trHeight w:val="378"/>
         </w:trPr>
         <w:tc>
           <w:tcPr>
@@ -2526,7 +2631,7 @@
         <w:tc>
           <w:tcPr>
             <w:tcW w:w="4041" w:type="dxa"/>
-            <w:gridSpan w:val="12"/>
+            <w:gridSpan w:val="11"/>
             <w:tcBorders>
               <w:top w:val="nil"/>
               <w:left w:val="nil"/>
@@ -2556,8 +2661,8 @@
         </w:tc>
         <w:tc>
           <w:tcPr>
-            <w:tcW w:w="3081" w:type="dxa"/>
-            <w:gridSpan w:val="10"/>
+            <w:tcW w:w="3223" w:type="dxa"/>
+            <w:gridSpan w:val="11"/>
             <w:tcBorders>
               <w:top w:val="nil"/>
               <w:left w:val="nil"/>
@@ -2587,7 +2692,7 @@
         </w:tc>
         <w:tc>
           <w:tcPr>
-            <w:tcW w:w="425" w:type="dxa"/>
+            <w:tcW w:w="283" w:type="dxa"/>
             <w:gridSpan w:val="3"/>
             <w:tcBorders>
               <w:top w:val="nil"/>
@@ -2637,7 +2742,7 @@
         </w:tc>
         <w:tc>
           <w:tcPr>
-            <w:tcW w:w="10377" w:type="dxa"/>
+            <w:tcW w:w="10519" w:type="dxa"/>
             <w:gridSpan w:val="27"/>
             <w:tcBorders>
               <w:top w:val="single" w:sz="4" w:space="0" w:color="auto"/>
@@ -2654,19 +2759,17 @@
             </w:pPr>
             <w:r>
               <w:rPr>
-                <w:rFonts w:eastAsia="Courier New"/>
+                <w:rFonts w:ascii="Segoe UI Symbol" w:eastAsia="Courier New" w:hAnsi="Segoe UI Symbol" w:cs="Segoe UI Symbol"/>
                 <w:b/>
                 <w:color w:val="AA2242"/>
-                <w:sz w:val="28"/>
-              </w:rPr>
-              <w:t>{{smsBanking_tick}}</w:t>
-            </w:r>
-            <w:r>
-              <w:rPr>
-                <w:rFonts w:eastAsia="Courier New"/>
+              </w:rPr>
+              <w:t>{{ dv_sms_banking }}</w:t>
+            </w:r>
+            <w:r>
+              <w:rPr>
+                <w:rFonts w:ascii="Segoe UI Symbol" w:eastAsia="Courier New" w:hAnsi="Segoe UI Symbol" w:cs="Segoe UI Symbol"/>
                 <w:b/>
                 <w:color w:val="AA2242"/>
-                <w:sz w:val="28"/>
               </w:rPr>
               <w:t xml:space="preserve"> </w:t>
             </w:r>
@@ -2702,7 +2805,7 @@
         </w:tc>
         <w:tc>
           <w:tcPr>
-            <w:tcW w:w="425" w:type="dxa"/>
+            <w:tcW w:w="283" w:type="dxa"/>
             <w:gridSpan w:val="3"/>
             <w:tcBorders>
               <w:top w:val="single" w:sz="4" w:space="0" w:color="auto"/>
@@ -2769,7 +2872,7 @@
         </w:tc>
         <w:tc>
           <w:tcPr>
-            <w:tcW w:w="2256" w:type="dxa"/>
+            <w:tcW w:w="2823" w:type="dxa"/>
             <w:gridSpan w:val="5"/>
             <w:vMerge w:val="restart"/>
             <w:tcBorders>
@@ -2799,7 +2902,7 @@
         </w:tc>
         <w:tc>
           <w:tcPr>
-            <w:tcW w:w="6237" w:type="dxa"/>
+            <w:tcW w:w="5812" w:type="dxa"/>
             <w:gridSpan w:val="21"/>
             <w:vMerge w:val="restart"/>
             <w:tcBorders>
@@ -2832,7 +2935,112 @@
         </w:tc>
         <w:tc>
           <w:tcPr>
-            <w:tcW w:w="425" w:type="dxa"/>
+            <w:tcW w:w="283" w:type="dxa"/>
+            <w:gridSpan w:val="3"/>
+            <w:tcBorders>
+              <w:top w:val="nil"/>
+              <w:left w:val="single" w:sz="4" w:space="0" w:color="auto"/>
+              <w:bottom w:val="nil"/>
+            </w:tcBorders>
+          </w:tcPr>
+          <w:p>
+            <w:pPr>
+              <w:rPr>
+                <w:lang w:val="de-DE"/>
+              </w:rPr>
+            </w:pPr>
+          </w:p>
+        </w:tc>
+      </w:tr>
+      <w:tr>
+        <w:tblPrEx>
+          <w:tblBorders>
+            <w:insideH w:val="single" w:sz="4" w:space="0" w:color="auto"/>
+            <w:insideV w:val="single" w:sz="4" w:space="0" w:color="auto"/>
+          </w:tblBorders>
+        </w:tblPrEx>
+        <w:trPr>
+          <w:gridAfter w:val="1"/>
+          <w:wAfter w:w="134" w:type="dxa"/>
+          <w:trHeight w:val="62"/>
+        </w:trPr>
+        <w:tc>
+          <w:tcPr>
+            <w:tcW w:w="134" w:type="dxa"/>
+            <w:tcBorders>
+              <w:top w:val="nil"/>
+              <w:bottom w:val="nil"/>
+              <w:right w:val="single" w:sz="4" w:space="0" w:color="auto"/>
+            </w:tcBorders>
+          </w:tcPr>
+          <w:p>
+            <w:pPr>
+              <w:rPr>
+                <w:lang w:val="de-DE"/>
+              </w:rPr>
+            </w:pPr>
+          </w:p>
+        </w:tc>
+        <w:tc>
+          <w:tcPr>
+            <w:tcW w:w="1884" w:type="dxa"/>
+            <w:vMerge/>
+            <w:tcBorders>
+              <w:left w:val="single" w:sz="4" w:space="0" w:color="auto"/>
+              <w:bottom w:val="single" w:sz="4" w:space="0" w:color="auto"/>
+              <w:right w:val="single" w:sz="4" w:space="0" w:color="auto"/>
+            </w:tcBorders>
+          </w:tcPr>
+          <w:p>
+            <w:pPr>
+              <w:rPr>
+                <w:lang w:val="de-DE"/>
+              </w:rPr>
+            </w:pPr>
+          </w:p>
+        </w:tc>
+        <w:tc>
+          <w:tcPr>
+            <w:tcW w:w="2823" w:type="dxa"/>
+            <w:gridSpan w:val="5"/>
+            <w:vMerge/>
+            <w:tcBorders>
+              <w:top w:val="single" w:sz="4" w:space="0" w:color="auto"/>
+              <w:left w:val="single" w:sz="4" w:space="0" w:color="auto"/>
+              <w:bottom w:val="single" w:sz="4" w:space="0" w:color="auto"/>
+              <w:right w:val="single" w:sz="4" w:space="0" w:color="auto"/>
+            </w:tcBorders>
+          </w:tcPr>
+          <w:p>
+            <w:pPr>
+              <w:rPr>
+                <w:lang w:val="de-DE"/>
+              </w:rPr>
+            </w:pPr>
+          </w:p>
+        </w:tc>
+        <w:tc>
+          <w:tcPr>
+            <w:tcW w:w="5812" w:type="dxa"/>
+            <w:gridSpan w:val="21"/>
+            <w:vMerge/>
+            <w:tcBorders>
+              <w:left w:val="single" w:sz="4" w:space="0" w:color="auto"/>
+              <w:bottom w:val="single" w:sz="4" w:space="0" w:color="auto"/>
+              <w:right w:val="single" w:sz="4" w:space="0" w:color="auto"/>
+            </w:tcBorders>
+          </w:tcPr>
+          <w:p>
+            <w:pPr>
+              <w:rPr>
+                <w:lang w:val="de-DE"/>
+              </w:rPr>
+            </w:pPr>
+          </w:p>
+        </w:tc>
+        <w:tc>
+          <w:tcPr>
+            <w:tcW w:w="283" w:type="dxa"/>
             <w:gridSpan w:val="3"/>
             <w:tcBorders>
               <w:top w:val="nil"/>
@@ -2880,63 +3088,173 @@
         <w:tc>
           <w:tcPr>
             <w:tcW w:w="1884" w:type="dxa"/>
-            <w:vMerge/>
-            <w:tcBorders>
-              <w:left w:val="single" w:sz="4" w:space="0" w:color="auto"/>
-              <w:bottom w:val="single" w:sz="4" w:space="0" w:color="auto"/>
-              <w:right w:val="single" w:sz="4" w:space="0" w:color="auto"/>
-            </w:tcBorders>
-          </w:tcPr>
-          <w:p>
-            <w:pPr>
-              <w:rPr>
-                <w:lang w:val="de-DE"/>
-              </w:rPr>
-            </w:pPr>
-          </w:p>
-        </w:tc>
-        <w:tc>
-          <w:tcPr>
-            <w:tcW w:w="2256" w:type="dxa"/>
-            <w:gridSpan w:val="5"/>
-            <w:vMerge/>
             <w:tcBorders>
               <w:top w:val="single" w:sz="4" w:space="0" w:color="auto"/>
               <w:left w:val="single" w:sz="4" w:space="0" w:color="auto"/>
               <w:bottom w:val="single" w:sz="4" w:space="0" w:color="auto"/>
               <w:right w:val="single" w:sz="4" w:space="0" w:color="auto"/>
             </w:tcBorders>
-          </w:tcPr>
-          <w:p>
-            <w:pPr>
-              <w:rPr>
-                <w:lang w:val="de-DE"/>
-              </w:rPr>
-            </w:pPr>
-          </w:p>
-        </w:tc>
-        <w:tc>
-          <w:tcPr>
-            <w:tcW w:w="6237" w:type="dxa"/>
-            <w:gridSpan w:val="21"/>
-            <w:vMerge/>
-            <w:tcBorders>
+            <w:vAlign w:val="center"/>
+          </w:tcPr>
+          <w:p>
+            <w:pPr>
+              <w:rPr>
+                <w:b/>
+                <w:lang w:val="de-DE"/>
+              </w:rPr>
+            </w:pPr>
+            <w:r>
+              <w:rPr>
+                <w:b/>
+                <w:lang w:val="de-DE"/>
+              </w:rPr>
+              <w:t>Số điện thoại</w:t>
+            </w:r>
+          </w:p>
+        </w:tc>
+        <w:tc>
+          <w:tcPr>
+            <w:tcW w:w="2823" w:type="dxa"/>
+            <w:gridSpan w:val="5"/>
+            <w:tcBorders>
+              <w:top w:val="single" w:sz="4" w:space="0" w:color="auto"/>
               <w:left w:val="single" w:sz="4" w:space="0" w:color="auto"/>
               <w:bottom w:val="single" w:sz="4" w:space="0" w:color="auto"/>
               <w:right w:val="single" w:sz="4" w:space="0" w:color="auto"/>
             </w:tcBorders>
-          </w:tcPr>
-          <w:p>
-            <w:pPr>
-              <w:rPr>
-                <w:lang w:val="de-DE"/>
-              </w:rPr>
-            </w:pPr>
-          </w:p>
-        </w:tc>
-        <w:tc>
-          <w:tcPr>
-            <w:tcW w:w="425" w:type="dxa"/>
+            <w:vAlign w:val="center"/>
+          </w:tcPr>
+          <w:p>
+            <w:pPr>
+              <w:rPr>
+                <w:lang w:val="de-DE"/>
+              </w:rPr>
+            </w:pPr>
+            <w:r>
+              <w:rPr>
+                <w:b/>
+                <w:color w:val="FF0000"/>
+                <w:lang w:val="de-DE"/>
+              </w:rPr>
+              <w:t>{{ so_dien_thoai_SMS }}</w:t>
+            </w:r>
+          </w:p>
+        </w:tc>
+        <w:tc>
+          <w:tcPr>
+            <w:tcW w:w="3036" w:type="dxa"/>
+            <w:gridSpan w:val="13"/>
+            <w:tcBorders>
+              <w:top w:val="single" w:sz="4" w:space="0" w:color="auto"/>
+              <w:left w:val="single" w:sz="4" w:space="0" w:color="auto"/>
+              <w:bottom w:val="single" w:sz="4" w:space="0" w:color="auto"/>
+              <w:right w:val="single" w:sz="4" w:space="0" w:color="auto"/>
+            </w:tcBorders>
+          </w:tcPr>
+          <w:p>
+            <w:pPr>
+              <w:tabs>
+                <w:tab w:val="left" w:leader="dot" w:pos="3339"/>
+              </w:tabs>
+              <w:rPr>
+                <w:lang w:val="de-DE"/>
+              </w:rPr>
+            </w:pPr>
+            <w:r>
+              <w:rPr>
+                <w:lang w:val="de-DE"/>
+              </w:rPr>
+              <w:t xml:space="preserve">2. </w:t>
+            </w:r>
+            <w:r>
+              <w:rPr>
+                <w:lang w:val="de-DE"/>
+              </w:rPr>
+              <w:tab/>
+            </w:r>
+          </w:p>
+          <w:p>
+            <w:pPr>
+              <w:tabs>
+                <w:tab w:val="left" w:leader="dot" w:pos="3326"/>
+              </w:tabs>
+              <w:rPr>
+                <w:lang w:val="de-DE"/>
+              </w:rPr>
+            </w:pPr>
+            <w:r>
+              <w:rPr>
+                <w:lang w:val="de-DE"/>
+              </w:rPr>
+              <w:t xml:space="preserve">4. </w:t>
+            </w:r>
+            <w:r>
+              <w:rPr>
+                <w:lang w:val="de-DE"/>
+              </w:rPr>
+              <w:tab/>
+            </w:r>
+          </w:p>
+        </w:tc>
+        <w:tc>
+          <w:tcPr>
+            <w:tcW w:w="2776" w:type="dxa"/>
+            <w:gridSpan w:val="8"/>
+            <w:tcBorders>
+              <w:top w:val="single" w:sz="4" w:space="0" w:color="auto"/>
+              <w:left w:val="single" w:sz="4" w:space="0" w:color="auto"/>
+              <w:bottom w:val="single" w:sz="4" w:space="0" w:color="auto"/>
+              <w:right w:val="single" w:sz="4" w:space="0" w:color="auto"/>
+            </w:tcBorders>
+          </w:tcPr>
+          <w:p>
+            <w:pPr>
+              <w:tabs>
+                <w:tab w:val="left" w:leader="dot" w:pos="2633"/>
+              </w:tabs>
+              <w:rPr>
+                <w:lang w:val="de-DE"/>
+              </w:rPr>
+            </w:pPr>
+            <w:r>
+              <w:rPr>
+                <w:lang w:val="de-DE"/>
+              </w:rPr>
+              <w:t xml:space="preserve">3. </w:t>
+            </w:r>
+            <w:r>
+              <w:rPr>
+                <w:lang w:val="de-DE"/>
+              </w:rPr>
+              <w:tab/>
+            </w:r>
+          </w:p>
+          <w:p>
+            <w:pPr>
+              <w:tabs>
+                <w:tab w:val="left" w:leader="dot" w:pos="2609"/>
+              </w:tabs>
+              <w:rPr>
+                <w:lang w:val="de-DE"/>
+              </w:rPr>
+            </w:pPr>
+            <w:r>
+              <w:rPr>
+                <w:lang w:val="de-DE"/>
+              </w:rPr>
+              <w:t xml:space="preserve">5. </w:t>
+            </w:r>
+            <w:r>
+              <w:rPr>
+                <w:lang w:val="de-DE"/>
+              </w:rPr>
+              <w:tab/>
+            </w:r>
+          </w:p>
+        </w:tc>
+        <w:tc>
+          <w:tcPr>
+            <w:tcW w:w="283" w:type="dxa"/>
             <w:gridSpan w:val="3"/>
             <w:tcBorders>
               <w:top w:val="nil"/>
@@ -3004,13 +3322,13 @@
                 <w:b/>
                 <w:lang w:val="de-DE"/>
               </w:rPr>
-              <w:t>Số điện thoại</w:t>
-            </w:r>
-          </w:p>
-        </w:tc>
-        <w:tc>
-          <w:tcPr>
-            <w:tcW w:w="2256" w:type="dxa"/>
+              <w:t>Tài khoản</w:t>
+            </w:r>
+          </w:p>
+        </w:tc>
+        <w:tc>
+          <w:tcPr>
+            <w:tcW w:w="2823" w:type="dxa"/>
             <w:gridSpan w:val="5"/>
             <w:tcBorders>
               <w:top w:val="single" w:sz="4" w:space="0" w:color="auto"/>
@@ -3027,35 +3345,14 @@
               </w:rPr>
             </w:pPr>
             <w:r>
-              <w:rPr>
-                <w:b/>
-                <w:color w:val="FF0000"/>
-                <w:lang w:val="de-DE"/>
-              </w:rPr>
-              <w:t>{{</w:t>
-            </w:r>
-            <w:r>
-              <w:rPr>
-                <w:b/>
-                <w:color w:val="FF0000"/>
-                <w:lang w:val="de-DE"/>
-              </w:rPr>
-              <w:t>phone_SMSBanking</w:t>
-            </w:r>
-            <w:r>
-              <w:rPr>
-                <w:b/>
-                <w:color w:val="FF0000"/>
-                <w:lang w:val="de-DE"/>
-              </w:rPr>
-              <w:t>}}</w:t>
-            </w:r>
-          </w:p>
-        </w:tc>
-        <w:tc>
-          <w:tcPr>
-            <w:tcW w:w="3603" w:type="dxa"/>
-            <w:gridSpan w:val="16"/>
+              <w:t>{{ so_tai_khoan_SMS }}</w:t>
+            </w:r>
+          </w:p>
+        </w:tc>
+        <w:tc>
+          <w:tcPr>
+            <w:tcW w:w="3036" w:type="dxa"/>
+            <w:gridSpan w:val="13"/>
             <w:tcBorders>
               <w:top w:val="single" w:sz="4" w:space="0" w:color="auto"/>
               <w:left w:val="single" w:sz="4" w:space="0" w:color="auto"/>
@@ -3066,7 +3363,7 @@
           <w:p>
             <w:pPr>
               <w:tabs>
-                <w:tab w:val="left" w:leader="dot" w:pos="3339"/>
+                <w:tab w:val="left" w:leader="dot" w:pos="3314"/>
               </w:tabs>
               <w:rPr>
                 <w:lang w:val="de-DE"/>
@@ -3088,7 +3385,7 @@
           <w:p>
             <w:pPr>
               <w:tabs>
-                <w:tab w:val="left" w:leader="dot" w:pos="3326"/>
+                <w:tab w:val="left" w:leader="dot" w:pos="3351"/>
               </w:tabs>
               <w:rPr>
                 <w:lang w:val="de-DE"/>
@@ -3110,8 +3407,8 @@
         </w:tc>
         <w:tc>
           <w:tcPr>
-            <w:tcW w:w="2634" w:type="dxa"/>
-            <w:gridSpan w:val="5"/>
+            <w:tcW w:w="2776" w:type="dxa"/>
+            <w:gridSpan w:val="8"/>
             <w:tcBorders>
               <w:top w:val="single" w:sz="4" w:space="0" w:color="auto"/>
               <w:left w:val="single" w:sz="4" w:space="0" w:color="auto"/>
@@ -3122,7 +3419,7 @@
           <w:p>
             <w:pPr>
               <w:tabs>
-                <w:tab w:val="left" w:leader="dot" w:pos="2633"/>
+                <w:tab w:val="left" w:leader="dot" w:pos="2595"/>
               </w:tabs>
               <w:rPr>
                 <w:lang w:val="de-DE"/>
@@ -3154,7 +3451,7 @@
               <w:rPr>
                 <w:lang w:val="de-DE"/>
               </w:rPr>
-              <w:t xml:space="preserve">5. </w:t>
+              <w:t xml:space="preserve">4. </w:t>
             </w:r>
             <w:r>
               <w:rPr>
@@ -3166,7 +3463,7 @@
         </w:tc>
         <w:tc>
           <w:tcPr>
-            <w:tcW w:w="425" w:type="dxa"/>
+            <w:tcW w:w="283" w:type="dxa"/>
             <w:gridSpan w:val="3"/>
             <w:tcBorders>
               <w:top w:val="nil"/>
@@ -3196,199 +3493,18 @@
         </w:trPr>
         <w:tc>
           <w:tcPr>
-            <w:tcW w:w="134" w:type="dxa"/>
+            <w:tcW w:w="10936" w:type="dxa"/>
+            <w:gridSpan w:val="31"/>
             <w:tcBorders>
               <w:top w:val="nil"/>
-              <w:bottom w:val="nil"/>
-              <w:right w:val="single" w:sz="4" w:space="0" w:color="auto"/>
-            </w:tcBorders>
-          </w:tcPr>
-          <w:p>
-            <w:pPr>
-              <w:rPr>
-                <w:lang w:val="de-DE"/>
-              </w:rPr>
-            </w:pPr>
-          </w:p>
-        </w:tc>
-        <w:tc>
-          <w:tcPr>
-            <w:tcW w:w="1884" w:type="dxa"/>
-            <w:tcBorders>
-              <w:top w:val="single" w:sz="4" w:space="0" w:color="auto"/>
-              <w:left w:val="single" w:sz="4" w:space="0" w:color="auto"/>
               <w:bottom w:val="single" w:sz="4" w:space="0" w:color="auto"/>
-              <w:right w:val="single" w:sz="4" w:space="0" w:color="auto"/>
-            </w:tcBorders>
-            <w:vAlign w:val="center"/>
-          </w:tcPr>
-          <w:p>
-            <w:pPr>
-              <w:rPr>
-                <w:b/>
-                <w:lang w:val="de-DE"/>
-              </w:rPr>
-            </w:pPr>
-            <w:r>
-              <w:rPr>
-                <w:b/>
-                <w:lang w:val="de-DE"/>
-              </w:rPr>
-              <w:t>Tài khoản</w:t>
-            </w:r>
-          </w:p>
-        </w:tc>
-        <w:tc>
-          <w:tcPr>
-            <w:tcW w:w="2256" w:type="dxa"/>
-            <w:gridSpan w:val="5"/>
-            <w:tcBorders>
-              <w:top w:val="single" w:sz="4" w:space="0" w:color="auto"/>
-              <w:left w:val="single" w:sz="4" w:space="0" w:color="auto"/>
-              <w:bottom w:val="single" w:sz="4" w:space="0" w:color="auto"/>
-              <w:right w:val="single" w:sz="4" w:space="0" w:color="auto"/>
-            </w:tcBorders>
-            <w:vAlign w:val="center"/>
-          </w:tcPr>
-          <w:p>
-            <w:pPr>
-              <w:rPr>
-                <w:lang w:val="de-DE"/>
-              </w:rPr>
-            </w:pPr>
-            <w:r>
-              <w:t>{{stk</w:t>
-            </w:r>
-            <w:r>
-              <w:t>}}</w:t>
-            </w:r>
-          </w:p>
-        </w:tc>
-        <w:tc>
-          <w:tcPr>
-            <w:tcW w:w="3603" w:type="dxa"/>
-            <w:gridSpan w:val="16"/>
-            <w:tcBorders>
-              <w:top w:val="single" w:sz="4" w:space="0" w:color="auto"/>
-              <w:left w:val="single" w:sz="4" w:space="0" w:color="auto"/>
-              <w:bottom w:val="single" w:sz="4" w:space="0" w:color="auto"/>
-              <w:right w:val="single" w:sz="4" w:space="0" w:color="auto"/>
-            </w:tcBorders>
-          </w:tcPr>
-          <w:p>
-            <w:pPr>
-              <w:tabs>
-                <w:tab w:val="left" w:leader="dot" w:pos="3314"/>
-              </w:tabs>
-              <w:rPr>
-                <w:lang w:val="de-DE"/>
-              </w:rPr>
-            </w:pPr>
-            <w:r>
-              <w:rPr>
-                <w:lang w:val="de-DE"/>
-              </w:rPr>
-              <w:t xml:space="preserve">2. </w:t>
-            </w:r>
-            <w:r>
-              <w:rPr>
-                <w:lang w:val="de-DE"/>
-              </w:rPr>
-              <w:tab/>
-            </w:r>
-          </w:p>
-          <w:p>
-            <w:pPr>
-              <w:tabs>
-                <w:tab w:val="left" w:leader="dot" w:pos="3351"/>
-              </w:tabs>
-              <w:rPr>
-                <w:lang w:val="de-DE"/>
-              </w:rPr>
-            </w:pPr>
-            <w:r>
-              <w:rPr>
-                <w:lang w:val="de-DE"/>
-              </w:rPr>
-              <w:t xml:space="preserve">4. </w:t>
-            </w:r>
-            <w:r>
-              <w:rPr>
-                <w:lang w:val="de-DE"/>
-              </w:rPr>
-              <w:tab/>
-            </w:r>
-          </w:p>
-        </w:tc>
-        <w:tc>
-          <w:tcPr>
-            <w:tcW w:w="2634" w:type="dxa"/>
-            <w:gridSpan w:val="5"/>
-            <w:tcBorders>
-              <w:top w:val="single" w:sz="4" w:space="0" w:color="auto"/>
-              <w:left w:val="single" w:sz="4" w:space="0" w:color="auto"/>
-              <w:bottom w:val="single" w:sz="4" w:space="0" w:color="auto"/>
-              <w:right w:val="single" w:sz="4" w:space="0" w:color="auto"/>
-            </w:tcBorders>
-          </w:tcPr>
-          <w:p>
-            <w:pPr>
-              <w:tabs>
-                <w:tab w:val="left" w:leader="dot" w:pos="2595"/>
-              </w:tabs>
-              <w:rPr>
-                <w:lang w:val="de-DE"/>
-              </w:rPr>
-            </w:pPr>
-            <w:r>
-              <w:rPr>
-                <w:lang w:val="de-DE"/>
-              </w:rPr>
-              <w:t xml:space="preserve">3. </w:t>
-            </w:r>
-            <w:r>
-              <w:rPr>
-                <w:lang w:val="de-DE"/>
-              </w:rPr>
-              <w:tab/>
-            </w:r>
-          </w:p>
-          <w:p>
-            <w:pPr>
-              <w:tabs>
-                <w:tab w:val="left" w:leader="dot" w:pos="2609"/>
-              </w:tabs>
-              <w:rPr>
-                <w:lang w:val="de-DE"/>
-              </w:rPr>
-            </w:pPr>
-            <w:r>
-              <w:rPr>
-                <w:lang w:val="de-DE"/>
-              </w:rPr>
-              <w:t xml:space="preserve">4. </w:t>
-            </w:r>
-            <w:r>
-              <w:rPr>
-                <w:lang w:val="de-DE"/>
-              </w:rPr>
-              <w:tab/>
-            </w:r>
-          </w:p>
-        </w:tc>
-        <w:tc>
-          <w:tcPr>
-            <w:tcW w:w="425" w:type="dxa"/>
-            <w:gridSpan w:val="3"/>
-            <w:tcBorders>
-              <w:top w:val="nil"/>
-              <w:left w:val="single" w:sz="4" w:space="0" w:color="auto"/>
-              <w:bottom w:val="nil"/>
-            </w:tcBorders>
-          </w:tcPr>
-          <w:p>
-            <w:pPr>
-              <w:rPr>
+            </w:tcBorders>
+          </w:tcPr>
+          <w:p>
+            <w:pPr>
+              <w:rPr>
+                <w:sz w:val="10"/>
+                <w:szCs w:val="16"/>
                 <w:lang w:val="de-DE"/>
               </w:rPr>
             </w:pPr>
@@ -3405,38 +3521,7 @@
         <w:trPr>
           <w:gridAfter w:val="1"/>
           <w:wAfter w:w="134" w:type="dxa"/>
-        </w:trPr>
-        <w:tc>
-          <w:tcPr>
-            <w:tcW w:w="10936" w:type="dxa"/>
-            <w:gridSpan w:val="31"/>
-            <w:tcBorders>
-              <w:top w:val="nil"/>
-              <w:bottom w:val="single" w:sz="4" w:space="0" w:color="auto"/>
-            </w:tcBorders>
-          </w:tcPr>
-          <w:p>
-            <w:pPr>
-              <w:rPr>
-                <w:sz w:val="10"/>
-                <w:szCs w:val="16"/>
-                <w:lang w:val="de-DE"/>
-              </w:rPr>
-            </w:pPr>
-          </w:p>
-        </w:tc>
-      </w:tr>
-      <w:tr>
-        <w:tblPrEx>
-          <w:tblBorders>
-            <w:insideH w:val="single" w:sz="4" w:space="0" w:color="auto"/>
-            <w:insideV w:val="single" w:sz="4" w:space="0" w:color="auto"/>
-          </w:tblBorders>
-        </w:tblPrEx>
-        <w:trPr>
-          <w:gridAfter w:val="1"/>
-          <w:wAfter w:w="134" w:type="dxa"/>
-          <w:trHeight w:val="503"/>
+          <w:trHeight w:val="265"/>
         </w:trPr>
         <w:tc>
           <w:tcPr>
@@ -3518,7 +3603,7 @@
         <w:trPr>
           <w:gridAfter w:val="1"/>
           <w:wAfter w:w="134" w:type="dxa"/>
-          <w:trHeight w:val="355"/>
+          <w:trHeight w:val="131"/>
         </w:trPr>
         <w:tc>
           <w:tcPr>
@@ -3543,7 +3628,6 @@
               <w:rPr>
                 <w:rFonts w:eastAsia="Courier New"/>
               </w:rPr>
-              <w:lastRenderedPageBreak/>
               <w:t xml:space="preserve">Tài khoản </w:t>
             </w:r>
             <w:r>
@@ -3557,7 +3641,7 @@
         <w:tc>
           <w:tcPr>
             <w:tcW w:w="4050" w:type="dxa"/>
-            <w:gridSpan w:val="10"/>
+            <w:gridSpan w:val="9"/>
             <w:tcBorders>
               <w:top w:val="single" w:sz="4" w:space="0" w:color="auto"/>
               <w:bottom w:val="single" w:sz="4" w:space="0" w:color="auto"/>
@@ -3578,7 +3662,7 @@
         <w:tc>
           <w:tcPr>
             <w:tcW w:w="1267" w:type="dxa"/>
-            <w:gridSpan w:val="9"/>
+            <w:gridSpan w:val="7"/>
             <w:tcBorders>
               <w:top w:val="nil"/>
               <w:bottom w:val="nil"/>
@@ -3605,7 +3689,7 @@
         <w:tc>
           <w:tcPr>
             <w:tcW w:w="2191" w:type="dxa"/>
-            <w:gridSpan w:val="5"/>
+            <w:gridSpan w:val="8"/>
             <w:tcBorders>
               <w:top w:val="single" w:sz="4" w:space="0" w:color="auto"/>
               <w:bottom w:val="single" w:sz="4" w:space="0" w:color="auto"/>
@@ -3682,7 +3766,7 @@
         <w:tc>
           <w:tcPr>
             <w:tcW w:w="4050" w:type="dxa"/>
-            <w:gridSpan w:val="10"/>
+            <w:gridSpan w:val="9"/>
             <w:tcBorders>
               <w:top w:val="nil"/>
               <w:left w:val="nil"/>
@@ -3707,7 +3791,7 @@
         <w:tc>
           <w:tcPr>
             <w:tcW w:w="1267" w:type="dxa"/>
-            <w:gridSpan w:val="9"/>
+            <w:gridSpan w:val="7"/>
             <w:tcBorders>
               <w:top w:val="nil"/>
               <w:left w:val="nil"/>
@@ -3730,7 +3814,7 @@
         <w:tc>
           <w:tcPr>
             <w:tcW w:w="2191" w:type="dxa"/>
-            <w:gridSpan w:val="5"/>
+            <w:gridSpan w:val="8"/>
             <w:tcBorders>
               <w:top w:val="nil"/>
               <w:left w:val="nil"/>
@@ -3964,7 +4048,7 @@
               <w:rPr>
                 <w:lang w:val="de-DE"/>
               </w:rPr>
-              <w:t>{{ngay_lap}}</w:t>
+              <w:t>{{ ngay_in }}</w:t>
             </w:r>
           </w:p>
         </w:tc>
@@ -4407,7 +4491,7 @@
               <w:rPr>
                 <w:lang w:val="de-DE"/>
               </w:rPr>
-              <w:t>{{ngay_lap}}</w:t>
+              <w:t>{{ ngay_in }}</w:t>
             </w:r>
           </w:p>
         </w:tc>
@@ -4437,7 +4521,7 @@
               <w:rPr>
                 <w:lang w:val="de-DE"/>
               </w:rPr>
-              <w:t>{{ngay_lap}}</w:t>
+              <w:t>{{ ngay_in }}</w:t>
             </w:r>
           </w:p>
         </w:tc>
@@ -4466,7 +4550,7 @@
               <w:rPr>
                 <w:lang w:val="de-DE"/>
               </w:rPr>
-              <w:t>{{ngay_lap}}</w:t>
+              <w:t>{{ ngay_in }}</w:t>
             </w:r>
           </w:p>
         </w:tc>
@@ -5035,7 +5119,7 @@
                 <w:color w:val="FF0000"/>
                 <w:lang w:val="de-DE"/>
               </w:rPr>
-              <w:t>{{giao_dich_vien}}</w:t>
+              <w:t>{{ giao_dich_vien }}</w:t>
             </w:r>
           </w:p>
         </w:tc>
@@ -5062,65 +5146,33 @@
                 <w:color w:val="FF0000"/>
                 <w:lang w:val="de-DE"/>
               </w:rPr>
-              <w:t>{{kiem_soat</w:t>
-            </w:r>
-            <w:r>
+              <w:t>{{ kiem_soat_vien }}</w:t>
+            </w:r>
+          </w:p>
+        </w:tc>
+        <w:tc>
+          <w:tcPr>
+            <w:tcW w:w="3507" w:type="dxa"/>
+            <w:tcBorders>
+              <w:bottom w:val="single" w:sz="2" w:space="0" w:color="auto"/>
+            </w:tcBorders>
+          </w:tcPr>
+          <w:p>
+            <w:pPr>
+              <w:jc w:val="center"/>
               <w:rPr>
                 <w:b/>
                 <w:color w:val="FF0000"/>
                 <w:lang w:val="de-DE"/>
               </w:rPr>
-              <w:t>_vien</w:t>
-            </w:r>
+            </w:pPr>
             <w:r>
               <w:rPr>
                 <w:b/>
                 <w:color w:val="FF0000"/>
                 <w:lang w:val="de-DE"/>
               </w:rPr>
-              <w:t>}}</w:t>
-            </w:r>
-          </w:p>
-        </w:tc>
-        <w:tc>
-          <w:tcPr>
-            <w:tcW w:w="3507" w:type="dxa"/>
-            <w:tcBorders>
-              <w:bottom w:val="single" w:sz="2" w:space="0" w:color="auto"/>
-            </w:tcBorders>
-          </w:tcPr>
-          <w:p>
-            <w:pPr>
-              <w:jc w:val="center"/>
-              <w:rPr>
-                <w:b/>
-                <w:color w:val="FF0000"/>
-                <w:lang w:val="de-DE"/>
-              </w:rPr>
-            </w:pPr>
-            <w:r>
-              <w:rPr>
-                <w:b/>
-                <w:color w:val="FF0000"/>
-                <w:lang w:val="de-DE"/>
-              </w:rPr>
-              <w:t>{{</w:t>
-            </w:r>
-            <w:r>
-              <w:rPr>
-                <w:b/>
-                <w:color w:val="FF0000"/>
-                <w:lang w:val="de-DE"/>
-              </w:rPr>
-              <w:t>giam_doc</w:t>
-            </w:r>
-            <w:r>
-              <w:rPr>
-                <w:b/>
-                <w:color w:val="FF0000"/>
-                <w:lang w:val="de-DE"/>
-              </w:rPr>
-              <w:t>}}</w:t>
+              <w:t>{{ giam_doc }}</w:t>
             </w:r>
           </w:p>
         </w:tc>
@@ -5314,7 +5366,7 @@
         <w:sectPr>
           <w:footerReference w:type="default" r:id="rId9"/>
           <w:pgSz w:w="11906" w:h="16838"/>
-          <w:pgMar w:top="426" w:right="707" w:bottom="426" w:left="1276" w:header="709" w:footer="0" w:gutter="0"/>
+          <w:pgMar w:top="0" w:right="707" w:bottom="426" w:left="1276" w:header="709" w:footer="0" w:gutter="0"/>
           <w:pgNumType w:start="1"/>
           <w:cols w:space="708"/>
           <w:docGrid w:linePitch="360"/>
@@ -6032,8 +6084,17 @@
                 <w:sz w:val="18"/>
                 <w:szCs w:val="18"/>
               </w:rPr>
+              <w:t xml:space="preserve">SMS OTP: Là OTP được máy chủ OTP của Agribank gửi tới số điện thoại đã đăng ký của khách hàng thông qua tin nhắn </w:t>
+            </w:r>
+            <w:r>
+              <w:rPr>
+                <w:rFonts w:ascii="Times New Roman" w:hAnsi="Times New Roman" w:cs="Times New Roman"/>
+                <w:color w:val="auto"/>
+                <w:sz w:val="18"/>
+                <w:szCs w:val="18"/>
+              </w:rPr>
               <w:lastRenderedPageBreak/>
-              <w:t>SMS OTP: Là OTP được máy chủ OTP của Agribank gửi tới số điện thoại đã đăng ký của khách hàng thông qua tin nhắn SMS.</w:t>
+              <w:t>SMS.</w:t>
             </w:r>
           </w:p>
           <w:p>
@@ -6788,7 +6849,7 @@
                 <w:sz w:val="18"/>
                 <w:szCs w:val="18"/>
               </w:rPr>
-              <w:t xml:space="preserve">Tự nguyện ủy quyền cho Agribank được tự động trích </w:t>
+              <w:t xml:space="preserve">Tự nguyện ủy quyền cho Agribank được tự động trích Nợ/phong tỏa tài khoản của khách hàng mở tại Agribank để thu các loại phí liên quan đến việc sử dụng dịch vụ. Trường hợp tài khoản mặc định của khách hàng tại Agribank không đủ tiền tại thời điểm thu phí, Agribank có quyền thu/truy thu phí từ các tài khoản thanh toán của khách hàng và/hoặc áp dụng các biện pháp khác theo quy </w:t>
             </w:r>
             <w:r>
               <w:rPr>
@@ -6798,7 +6859,7 @@
                 <w:szCs w:val="18"/>
               </w:rPr>
               <w:lastRenderedPageBreak/>
-              <w:t>Nợ/phong tỏa tài khoản của khách hàng mở tại Agribank để thu các loại phí liên quan đến việc sử dụng dịch vụ. Trường hợp tài khoản mặc định của khách hàng tại Agribank không đủ tiền tại thời điểm thu phí, Agribank có quyền thu/truy thu phí từ các tài khoản thanh toán của khách hàng và/hoặc áp dụng các biện pháp khác theo quy định của pháp luật và Agribank.</w:t>
+              <w:t>định của pháp luật và Agribank.</w:t>
             </w:r>
           </w:p>
           <w:p>
@@ -7336,7 +7397,7 @@
                 <w:sz w:val="18"/>
                 <w:szCs w:val="18"/>
               </w:rPr>
-              <w:t xml:space="preserve">Agribank có quyền từ chối thực hiện các giao dịch trong </w:t>
+              <w:t xml:space="preserve">Agribank có quyền từ chối thực hiện các giao dịch trong các trường hợp: (i) tài khoản của khách hàng không đáp ứng đủ các điều kiện để thực hiện giao dịch; (ii) Agribank phát hiện hoặc nghi ngờ giao dịch của Khách hàng có dấu hiệu gian lận hoặc tiềm ẩn rủi ro gian lận; (iii) Yêu cầu giao dịch có dấu hiệu đáng ngờ theo quy định của pháp luật và quy định nội bộ của Agribank về phòng, </w:t>
             </w:r>
             <w:r>
               <w:rPr>
@@ -7346,7 +7407,7 @@
                 <w:szCs w:val="18"/>
               </w:rPr>
               <w:lastRenderedPageBreak/>
-              <w:t>các trường hợp: (i) tài khoản của khách hàng không đáp ứng đủ các điều kiện để thực hiện giao dịch; (ii) Agribank phát hiện hoặc nghi ngờ giao dịch của Khách hàng có dấu hiệu gian lận hoặc tiềm ẩn rủi ro gian lận; (iii) Yêu cầu giao dịch có dấu hiệu đáng ngờ theo quy định của pháp luật và quy định nội bộ của Agribank về phòng, chống rửa tiền; (iv) các trường hợp các theo quy định của pháp luật.</w:t>
+              <w:t>chống rửa tiền; (iv) các trường hợp các theo quy định của pháp luật.</w:t>
             </w:r>
           </w:p>
           <w:p>
@@ -7911,18 +7972,7 @@
                 <w:sz w:val="18"/>
                 <w:szCs w:val="18"/>
               </w:rPr>
-              <w:t xml:space="preserve">Agribank có quyền thực hiện thu phí từ Khách hàng, thay đổi </w:t>
-            </w:r>
-            <w:r>
-              <w:rPr>
-                <w:rFonts w:ascii="Times New Roman" w:hAnsi="Times New Roman" w:cs="Times New Roman"/>
-                <w:color w:val="auto"/>
-                <w:spacing w:val="-4"/>
-                <w:sz w:val="18"/>
-                <w:szCs w:val="18"/>
-              </w:rPr>
-              <w:lastRenderedPageBreak/>
-              <w:t>chính sách phí liên quan đến việc đăng ký, sử dụng và/hoặc chấm dứt các Dịch vụ, các yêu cầu tra soát của Khách hàng.</w:t>
+              <w:t>Agribank có quyền thực hiện thu phí từ Khách hàng, thay đổi chính sách phí liên quan đến việc đăng ký, sử dụng và/hoặc chấm dứt các Dịch vụ, các yêu cầu tra soát của Khách hàng.</w:t>
             </w:r>
           </w:p>
           <w:p>
@@ -7955,7 +8005,17 @@
                 <w:sz w:val="18"/>
                 <w:szCs w:val="18"/>
               </w:rPr>
-              <w:t>Khách hàng đồng ý thực hiện thanh toán đầy đủ phí theo các chính sách phí và phương thức thu phí đối với các Dịch vụ do Agribank quy định tại từng thời kỳ.</w:t>
+              <w:t xml:space="preserve">Khách hàng đồng ý thực hiện thanh toán đầy đủ phí theo các chính sách phí và phương thức thu phí đối với các Dịch vụ do </w:t>
+            </w:r>
+            <w:r>
+              <w:rPr>
+                <w:rFonts w:ascii="Times New Roman" w:hAnsi="Times New Roman" w:cs="Times New Roman"/>
+                <w:color w:val="auto"/>
+                <w:sz w:val="18"/>
+                <w:szCs w:val="18"/>
+              </w:rPr>
+              <w:lastRenderedPageBreak/>
+              <w:t>Agribank quy định tại từng thời kỳ.</w:t>
             </w:r>
           </w:p>
           <w:p>
@@ -8532,17 +8592,7 @@
                 <w:sz w:val="18"/>
                 <w:szCs w:val="18"/>
               </w:rPr>
-              <w:t xml:space="preserve">Được sử dụng các dịch vụ NHĐT đã đăng ký với Agribank và (hoặc) sử dụng thêm các tiện ích dịch vụ do Agribank </w:t>
-            </w:r>
-            <w:r>
-              <w:rPr>
-                <w:rFonts w:ascii="Times New Roman" w:hAnsi="Times New Roman" w:cs="Times New Roman"/>
-                <w:color w:val="auto"/>
-                <w:sz w:val="18"/>
-                <w:szCs w:val="18"/>
-              </w:rPr>
-              <w:lastRenderedPageBreak/>
-              <w:t>cung cấp trong quá trình nâng cấp, phát triển dịch vụ.</w:t>
+              <w:t>Được sử dụng các dịch vụ NHĐT đã đăng ký với Agribank và (hoặc) sử dụng thêm các tiện ích dịch vụ do Agribank cung cấp trong quá trình nâng cấp, phát triển dịch vụ.</w:t>
             </w:r>
           </w:p>
           <w:p>
@@ -8610,7 +8660,17 @@
                 <w:sz w:val="18"/>
                 <w:szCs w:val="18"/>
               </w:rPr>
-              <w:t xml:space="preserve">Yêu cầu Agribank hướng dẫn và cung cấp đầy đủ thông tin về dịch vụ và hỗ trợ trong quá trình sử dụng dịch vụ. </w:t>
+              <w:t xml:space="preserve">Yêu cầu Agribank hướng dẫn và cung cấp đầy đủ thông </w:t>
+            </w:r>
+            <w:r>
+              <w:rPr>
+                <w:rFonts w:ascii="Times New Roman" w:hAnsi="Times New Roman" w:cs="Times New Roman"/>
+                <w:color w:val="auto"/>
+                <w:sz w:val="18"/>
+                <w:szCs w:val="18"/>
+              </w:rPr>
+              <w:lastRenderedPageBreak/>
+              <w:t xml:space="preserve">tin về dịch vụ và hỗ trợ trong quá trình sử dụng dịch vụ. </w:t>
             </w:r>
           </w:p>
           <w:p>
@@ -9239,18 +9299,7 @@
                 <w:sz w:val="18"/>
                 <w:szCs w:val="18"/>
               </w:rPr>
-              <w:t xml:space="preserve">Agribank có trách nhiệm xử lý đề nghị tra soát, khiếu nại về các yêu cầu giao dịch đã thực hiện trong thời hạn 30 ngày làm việc kể từ ngày tiếp nhận đề nghị tra soát, khiếu nại lần đầu của khách hàng trên các kênh hỗ trợ khách hàng của Agribank (quầy giao dịch, tổng đài chăm sóc khách hàng và các kênh khác theo quy định của </w:t>
-            </w:r>
-            <w:r>
-              <w:rPr>
-                <w:rFonts w:ascii="Times New Roman" w:hAnsi="Times New Roman" w:cs="Times New Roman"/>
-                <w:color w:val="auto"/>
-                <w:spacing w:val="-2"/>
-                <w:sz w:val="18"/>
-                <w:szCs w:val="18"/>
-              </w:rPr>
-              <w:lastRenderedPageBreak/>
-              <w:t xml:space="preserve">Agribank trong từng thời kỳ). Riêng đối với các giao dịch liên quan đến nghiệp vụ thẻ, thời gian Agribank xử lý tra soát, khiếu nại được quy định tại Hợp đồng/Bản </w:t>
+              <w:t xml:space="preserve">Agribank có trách nhiệm xử lý đề nghị tra soát, khiếu nại về các yêu cầu giao dịch đã thực hiện trong thời hạn 30 ngày làm việc kể từ ngày tiếp nhận đề nghị tra soát, khiếu nại lần đầu của khách hàng trên các kênh hỗ trợ khách hàng của Agribank (quầy giao dịch, tổng đài chăm sóc khách hàng và các kênh khác theo quy định của Agribank trong từng thời kỳ). Riêng đối với các giao dịch liên quan đến nghiệp vụ thẻ, thời gian Agribank xử lý tra soát, khiếu nại được quy định tại Hợp đồng/Bản </w:t>
             </w:r>
             <w:r>
               <w:rPr>
@@ -9302,6 +9351,7 @@
                 <w:sz w:val="18"/>
                 <w:szCs w:val="18"/>
               </w:rPr>
+              <w:lastRenderedPageBreak/>
               <w:t>Trường hợp các tra soát, khiếu nại liên quan đến các giao dịch có yếu tố tội phạm/nghi ngờ có yếu tố tội phạm thuộc trách nhiệm giải quyết của cơ quan nhà nước có thẩm quyền:</w:t>
             </w:r>
           </w:p>
@@ -9768,17 +9818,7 @@
                 <w:sz w:val="18"/>
                 <w:szCs w:val="18"/>
               </w:rPr>
-              <w:t xml:space="preserve">Agribank được miễn trừ trách nhiệm pháp lý thực hiện các nghĩa vụ trong nội dung thỏa thuận này khi thực hiện các giao dịch theo yêu cầu của khách hàng vì lý do gây ra bởi khách hàng, hay bởi sự kiện nằm ngoài tầm kiểm soát, phòng ngừa và dự kiến của Agribank khi hệ thống của Agribank hoặc của bên thứ ba gặp sự cố </w:t>
-            </w:r>
-            <w:r>
-              <w:rPr>
-                <w:rFonts w:ascii="Times New Roman" w:hAnsi="Times New Roman" w:cs="Times New Roman"/>
-                <w:color w:val="auto"/>
-                <w:sz w:val="18"/>
-                <w:szCs w:val="18"/>
-              </w:rPr>
-              <w:lastRenderedPageBreak/>
-              <w:t xml:space="preserve">và (hoặc) bất cứ lý do bất khả kháng nào khác (bao gồm và không giới hạn bởi thiên tai, dịch bệnh, sét đánh, hỏa hoạn, lũ lụt, bãi công, đình công, chiến tranh, thay đổi pháp luật, chính sách,...thông tin Agribank gửi không đến được khách hàng hoặc do bên thứ ba không tham gia hợp đồng gây nên, sự cố về điện, đường truyền, sự cố về truyền thông, sự cố về hệ thống thanh toán liên ngân hàng hay hệ thống của bên thứ ba có liên quan, sự cố về hệ thống thông tin, hệ thống NHĐT của Agribank bị tin tặc tấn công, các sự cố không thể tránh khỏi do nguyên nhân gây nên bởi thay đổi chính sách pháp luật, quyết định của cơ quan Nhà nước có thẩm quyền); </w:t>
+              <w:t xml:space="preserve">Agribank được miễn trừ trách nhiệm pháp lý thực hiện các nghĩa vụ trong nội dung thỏa thuận này khi thực hiện các giao dịch theo yêu cầu của khách hàng vì lý do gây ra bởi khách hàng, hay bởi sự kiện nằm ngoài tầm kiểm soát, phòng ngừa và dự kiến của Agribank khi hệ thống của Agribank hoặc của bên thứ ba gặp sự cố và (hoặc) bất cứ lý do bất khả kháng nào khác (bao gồm và không giới hạn bởi thiên tai, dịch bệnh, sét đánh, hỏa hoạn, lũ lụt, bãi công, đình công, chiến tranh, thay đổi pháp luật, chính sách,...thông tin Agribank gửi không đến được khách hàng hoặc do bên thứ ba không tham gia hợp đồng gây nên, sự cố về điện, đường truyền, sự cố về truyền thông, sự cố về hệ thống thanh toán liên ngân hàng hay hệ thống của bên thứ ba có liên quan, sự cố về hệ thống thông tin, hệ thống NHĐT của Agribank bị tin tặc tấn công, các sự cố không thể tránh khỏi do nguyên nhân gây nên bởi thay đổi chính sách pháp luật, quyết định của cơ quan Nhà nước có thẩm quyền); </w:t>
             </w:r>
           </w:p>
           <w:p>
@@ -9930,7 +9970,17 @@
                 <w:sz w:val="18"/>
                 <w:szCs w:val="18"/>
               </w:rPr>
-              <w:t xml:space="preserve"> này có nghĩa là khách hàng chấp thuận hoàn toàn các sửa đổi đó và Agribank không cần phải có thêm bất kỳ chấp thuận nào của Khách hàng.</w:t>
+              <w:t xml:space="preserve"> này có nghĩa là khách hàng chấp thuận hoàn toàn các sửa đổi đó và Agribank không cần </w:t>
+            </w:r>
+            <w:r>
+              <w:rPr>
+                <w:rFonts w:ascii="Times New Roman" w:hAnsi="Times New Roman" w:cs="Times New Roman"/>
+                <w:color w:val="auto"/>
+                <w:sz w:val="18"/>
+                <w:szCs w:val="18"/>
+              </w:rPr>
+              <w:lastRenderedPageBreak/>
+              <w:t>phải có thêm bất kỳ chấp thuận nào của Khách hàng.</w:t>
             </w:r>
           </w:p>
           <w:p>
@@ -13337,7 +13387,7 @@
 </file>
 
 <file path=customXml/itemProps1.xml><?xml version="1.0" encoding="utf-8"?>
-<ds:datastoreItem xmlns:ds="http://schemas.openxmlformats.org/officeDocument/2006/customXml" ds:itemID="{7A8FA73D-65F0-4E32-B70F-1A7B52422076}">
+<ds:datastoreItem xmlns:ds="http://schemas.openxmlformats.org/officeDocument/2006/customXml" ds:itemID="{26281A93-75BE-4173-81EB-9DBC2BC23F55}">
   <ds:schemaRefs>
     <ds:schemaRef ds:uri="http://schemas.openxmlformats.org/officeDocument/2006/bibliography"/>
   </ds:schemaRefs>

--- a/Mau_1a.docx
+++ b/Mau_1a.docx
@@ -134,6 +134,16 @@
       <w:pPr>
         <w:ind w:right="425"/>
         <w:jc w:val="right"/>
+        <w:rPr>
+          <w:rFonts w:eastAsia="Courier New"/>
+          <w:b/>
+        </w:rPr>
+      </w:pPr>
+    </w:p>
+    <w:p>
+      <w:pPr>
+        <w:ind w:right="425"/>
+        <w:jc w:val="right"/>
       </w:pPr>
       <w:r>
         <w:rPr>
@@ -189,14 +199,12 @@
         </w:rPr>
         <w:t xml:space="preserve">Kính gửi: </w:t>
       </w:r>
-      <w:bookmarkStart w:id="0" w:name="_GoBack"/>
       <w:r>
         <w:rPr>
           <w:b/>
         </w:rPr>
         <w:t>{{ten_chi_nhanh}}</w:t>
       </w:r>
-      <w:bookmarkEnd w:id="0"/>
     </w:p>
     <w:p/>
     <w:tbl>
@@ -3863,9 +3871,26 @@
         </w:tc>
       </w:tr>
     </w:tbl>
-    <w:p/>
-    <w:p/>
-    <w:p/>
+    <w:p>
+      <w:pPr>
+        <w:spacing w:after="200" w:line="276" w:lineRule="auto"/>
+        <w:sectPr>
+          <w:footerReference w:type="default" r:id="rId9"/>
+          <w:pgSz w:w="11906" w:h="16838"/>
+          <w:pgMar w:top="0" w:right="707" w:bottom="426" w:left="1276" w:header="709" w:footer="0" w:gutter="0"/>
+          <w:pgNumType w:start="1"/>
+          <w:cols w:space="708"/>
+          <w:docGrid w:linePitch="360"/>
+        </w:sectPr>
+      </w:pPr>
+    </w:p>
+    <w:p>
+      <w:pPr>
+        <w:spacing w:after="200" w:line="276" w:lineRule="auto"/>
+      </w:pPr>
+      <w:bookmarkStart w:id="0" w:name="_GoBack"/>
+      <w:bookmarkEnd w:id="0"/>
+    </w:p>
     <w:tbl>
       <w:tblPr>
         <w:tblStyle w:val="TableGrid"/>
@@ -5364,7 +5389,6 @@
           <w:szCs w:val="16"/>
         </w:rPr>
         <w:sectPr>
-          <w:footerReference w:type="default" r:id="rId9"/>
           <w:pgSz w:w="11906" w:h="16838"/>
           <w:pgMar w:top="0" w:right="707" w:bottom="426" w:left="1276" w:header="709" w:footer="0" w:gutter="0"/>
           <w:pgNumType w:start="1"/>
@@ -13387,7 +13411,7 @@
 </file>
 
 <file path=customXml/itemProps1.xml><?xml version="1.0" encoding="utf-8"?>
-<ds:datastoreItem xmlns:ds="http://schemas.openxmlformats.org/officeDocument/2006/customXml" ds:itemID="{26281A93-75BE-4173-81EB-9DBC2BC23F55}">
+<ds:datastoreItem xmlns:ds="http://schemas.openxmlformats.org/officeDocument/2006/customXml" ds:itemID="{F7474A6D-7834-46FC-A08F-61AECA561B33}">
   <ds:schemaRefs>
     <ds:schemaRef ds:uri="http://schemas.openxmlformats.org/officeDocument/2006/bibliography"/>
   </ds:schemaRefs>
